--- a/phase2/factsheets/factsheet4_visual_impacts.docx
+++ b/phase2/factsheets/factsheet4_visual_impacts.docx
@@ -1507,28 +1507,6 @@
           <w:t xml:space="preserve">Phase 2 Deliverable 3</w:t>
         </w:r>
       </w:hyperlink>
-      <w:r>
-        <w:rPr>
-          <w:iCs/>
-          <w:i/>
-        </w:rPr>
-        <w:t xml:space="preserve">. Figures regenerated by</w:t>
-      </w:r>
-      <w:r>
-        <w:rPr>
-          <w:iCs/>
-          <w:i/>
-        </w:rPr>
-        <w:t xml:space="preserve"> </w:t>
-      </w:r>
-      <w:r>
-        <w:rPr>
-          <w:rStyle w:val="VerbatimChar"/>
-          <w:iCs/>
-          <w:i/>
-        </w:rPr>
-        <w:t xml:space="preserve">phase2/code/factsheet_figures.R</w:t>
-      </w:r>
       <w:r>
         <w:rPr>
           <w:iCs/>

--- a/phase2/factsheets/factsheet4_visual_impacts.docx
+++ b/phase2/factsheets/factsheet4_visual_impacts.docx
@@ -119,7 +119,7 @@
         <w:t xml:space="preserve"> </w:t>
       </w:r>
       <w:r>
-        <w:t xml:space="preserve">17,</w:t>
+        <w:t xml:space="preserve">24,</w:t>
       </w:r>
       <w:r>
         <w:t xml:space="preserve"> </w:t>

--- a/phase2/factsheets/factsheet4_visual_impacts.docx
+++ b/phase2/factsheets/factsheet4_visual_impacts.docx
@@ -340,10 +340,13 @@
                 <w:bCs/>
                 <w:b/>
               </w:rPr>
-              <w:t xml:space="preserve">Developers should take visual concerns seriously</w:t>
-            </w:r>
-            <w:r>
-              <w:t xml:space="preserve">: they are pervasive enough to appear in essentially every EA/EIS with a landscape footprint, and specific enough to be anticipated and mitigated by design.</w:t>
+              <w:t xml:space="preserve">Developers should take visual concerns seriously.</w:t>
+            </w:r>
+            <w:r>
+              <w:t xml:space="preserve"> </w:t>
+            </w:r>
+            <w:r>
+              <w:t xml:space="preserve">They are pervasive enough to appear in essentially every EA/EIS with a landscape footprint, and specific enough to be anticipated and mitigated by design.</w:t>
             </w:r>
           </w:p>
         </w:tc>
@@ -371,36 +374,7 @@
         <w:pStyle w:val="FirstParagraph"/>
       </w:pPr>
       <w:r>
-        <w:t xml:space="preserve">Nearly every environmental assessment or impact statement for a project with a physical footprint must analyze</w:t>
-      </w:r>
-      <w:r>
-        <w:t xml:space="preserve"> </w:t>
-      </w:r>
-      <w:r>
-        <w:rPr>
-          <w:bCs/>
-          <w:b/>
-        </w:rPr>
-        <w:t xml:space="preserve">visual impacts</w:t>
-      </w:r>
-      <w:r>
-        <w:t xml:space="preserve"> </w:t>
-      </w:r>
-      <w:r>
-        <w:t xml:space="preserve">— how the project will change what people see. Federal practice is anchored by the Bureau of Land Management’s</w:t>
-      </w:r>
-      <w:r>
-        <w:t xml:space="preserve"> </w:t>
-      </w:r>
-      <w:r>
-        <w:rPr>
-          <w:bCs/>
-          <w:b/>
-        </w:rPr>
-        <w:t xml:space="preserve">Visual Resource Management (VRM) system</w:t>
-      </w:r>
-      <w:r>
-        <w:t xml:space="preserve">, which inventories landscapes into classes, assigns management objectives, and scores a proposed project’s</w:t>
+        <w:t xml:space="preserve">Nearly every environmental assessment or impact statement for a project with a physical footprint must analyze visual impacts — how the project will change what people see. Federal practice is anchored by the Bureau of Land Management’s Visual Resource Management (VRM) system, which inventories landscapes into classes, assigns management objectives, and scores a proposed project’s</w:t>
       </w:r>
       <w:r>
         <w:t xml:space="preserve"> </w:t>
@@ -424,23 +398,7 @@
         <w:pStyle w:val="BodyText"/>
       </w:pPr>
       <w:r>
-        <w:t xml:space="preserve">Visual impacts loom especially large for the energy transition. Transmission lines and wind turbines are tall, linear, and sited in open landscapes — precisely the attributes that generate viewshed concern and local opposition — and solar arrays introduce glare and large contiguous surface change. Fossil infrastructure raises the same issues in different forms: compressor stations, well pads, and pipelines on public land, where BLM’s VRM machinery applies with full force. Yet how NEPA documents actually</w:t>
-      </w:r>
-      <w:r>
-        <w:t xml:space="preserve"> </w:t>
-      </w:r>
-      <w:r>
-        <w:rPr>
-          <w:iCs/>
-          <w:i/>
-        </w:rPr>
-        <w:t xml:space="preserve">discuss</w:t>
-      </w:r>
-      <w:r>
-        <w:t xml:space="preserve"> </w:t>
-      </w:r>
-      <w:r>
-        <w:t xml:space="preserve">visual impacts — which concerns dominate, how impacts are framed, and how the language differs across technologies — has never been measured at scale.</w:t>
+        <w:t xml:space="preserve">Visual impacts loom especially large for the energy transition. Transmission lines and wind turbines are tall, linear, and sited in open landscapes — precisely the attributes that generate viewshed concern and local opposition — and solar arrays introduce glare and large contiguous surface change. Fossil infrastructure raises the same issues in different forms: compressor stations, well pads, and pipelines on public land, where BLM’s VRM machinery applies with full force. Yet how NEPA documents actually discuss visual impacts — which concerns dominate, how impacts are framed, and how the language differs across technologies — has never been measured at scale.</w:t>
       </w:r>
     </w:p>
     <w:p>
@@ -448,23 +406,7 @@
         <w:pStyle w:val="BodyText"/>
       </w:pPr>
       <w:r>
-        <w:t xml:space="preserve">This fact sheet analyzes the visual-resource sections of roughly</w:t>
-      </w:r>
-      <w:r>
-        <w:t xml:space="preserve"> </w:t>
-      </w:r>
-      <w:r>
-        <w:rPr>
-          <w:bCs/>
-          <w:b/>
-        </w:rPr>
-        <w:t xml:space="preserve">2,900 EA and EIS projects</w:t>
-      </w:r>
-      <w:r>
-        <w:t xml:space="preserve"> </w:t>
-      </w:r>
-      <w:r>
-        <w:t xml:space="preserve">in NEPATEC 2.0, comparing decarbonization and fossil portfolios.</w:t>
+        <w:t xml:space="preserve">This fact sheet analyzes the visual-resource sections of roughly 2,900 EA and EIS projects in NEPATEC 2.0, comparing decarbonization and fossil portfolios.</w:t>
       </w:r>
     </w:p>
     <w:bookmarkEnd w:id="24"/>
@@ -635,13 +577,13 @@
         <w:t xml:space="preserve">Results</w:t>
       </w:r>
     </w:p>
-    <w:bookmarkStart w:id="35" w:name="Xd82f047efff37115cf9a6901e637b1524af924b"/>
+    <w:bookmarkStart w:id="35" w:name="X4ad12e2b0080c603e02b893b10964ba307f2e16"/>
     <w:p>
       <w:pPr>
         <w:pStyle w:val="Heading2"/>
       </w:pPr>
       <w:r>
-        <w:t xml:space="preserve">The vocabulary: what each portfolio worries about</w:t>
+        <w:t xml:space="preserve">Distinctive vocabulary reflects technology-specific visual concerns</w:t>
       </w:r>
     </w:p>
     <w:p>
@@ -940,13 +882,13 @@
       </w:tr>
     </w:tbl>
     <w:bookmarkEnd w:id="35"/>
-    <w:bookmarkStart w:id="40" w:name="Xe9ef2b10737c1f43b67701260979e05bf200b26"/>
+    <w:bookmarkStart w:id="40" w:name="Xbdcb2855d7c1e7ecf4ec284f1eff4313ac4c304"/>
     <w:p>
       <w:pPr>
         <w:pStyle w:val="Heading2"/>
       </w:pPr>
       <w:r>
-        <w:t xml:space="preserve">The framing: who names the harm, who lists the fix</w:t>
+        <w:t xml:space="preserve">Decarbonization documents name the harm more openly; fossil documents enumerate more mitigation</w:t>
       </w:r>
     </w:p>
     <w:p>
@@ -954,23 +896,7 @@
         <w:pStyle w:val="FirstParagraph"/>
       </w:pPr>
       <w:r>
-        <w:t xml:space="preserve">Scored against CEQ significance terminology,</w:t>
-      </w:r>
-      <w:r>
-        <w:t xml:space="preserve"> </w:t>
-      </w:r>
-      <w:r>
-        <w:rPr>
-          <w:bCs/>
-          <w:b/>
-        </w:rPr>
-        <w:t xml:space="preserve">decarbonization documents carry higher adversity framing</w:t>
-      </w:r>
-      <w:r>
-        <w:t xml:space="preserve"> </w:t>
-      </w:r>
-      <w:r>
-        <w:t xml:space="preserve">— they explicitly name adverse visual effects (</w:t>
+        <w:t xml:space="preserve">Scored against CEQ significance terminology, decarbonization documents carry higher adversity framing — they explicitly name adverse visual effects (</w:t>
       </w:r>
       <w:r>
         <w:t xml:space="preserve">“</w:t>
@@ -982,20 +908,7 @@
         <w:t xml:space="preserve">”</w:t>
       </w:r>
       <w:r>
-        <w:t xml:space="preserve">) — while</w:t>
-      </w:r>
-      <w:r>
-        <w:t xml:space="preserve"> </w:t>
-      </w:r>
-      <w:r>
-        <w:rPr>
-          <w:bCs/>
-          <w:b/>
-        </w:rPr>
-        <w:t xml:space="preserve">fossil documents score higher on mitigation specificity</w:t>
-      </w:r>
-      <w:r>
-        <w:t xml:space="preserve">, with enumerated, inspectable commitments (</w:t>
+        <w:t xml:space="preserve">) — while fossil documents score higher on mitigation specificity, with enumerated, inspectable commitments (</w:t>
       </w:r>
       <w:r>
         <w:t xml:space="preserve">“</w:t>
@@ -1109,13 +1022,13 @@
       </w:tr>
     </w:tbl>
     <w:bookmarkEnd w:id="40"/>
-    <w:bookmarkStart w:id="49" w:name="the-topics-four-recurring-themes"/>
+    <w:bookmarkStart w:id="49" w:name="Xfa96c6c81d014c9c95d413a45431c8112590fbe"/>
     <w:p>
       <w:pPr>
         <w:pStyle w:val="Heading2"/>
       </w:pPr>
       <w:r>
-        <w:t xml:space="preserve">The topics: four recurring themes</w:t>
+        <w:t xml:space="preserve">Visual-impact prose clusters into four themes defined by project type, not energy category</w:t>
       </w:r>
     </w:p>
     <w:p>
@@ -1123,20 +1036,7 @@
         <w:pStyle w:val="FirstParagraph"/>
       </w:pPr>
       <w:r>
-        <w:t xml:space="preserve">Topic modeling finds four coherent themes in the visual-impact prose — and the dominant finding is that</w:t>
-      </w:r>
-      <w:r>
-        <w:t xml:space="preserve"> </w:t>
-      </w:r>
-      <w:r>
-        <w:rPr>
-          <w:bCs/>
-          <w:b/>
-        </w:rPr>
-        <w:t xml:space="preserve">prose clusters by project type and regulatory context rather than by energy category</w:t>
-      </w:r>
-      <w:r>
-        <w:t xml:space="preserve">:</w:t>
+        <w:t xml:space="preserve">Topic modeling finds four coherent themes in the visual-impact prose, and the dominant finding is that prose clusters by project type and regulatory context rather than by energy category:</w:t>
       </w:r>
     </w:p>
     <w:p>
@@ -1148,33 +1048,7 @@
         <w:pStyle w:val="Compact"/>
       </w:pPr>
       <w:r>
-        <w:rPr>
-          <w:bCs/>
-          <w:b/>
-        </w:rPr>
-        <w:t xml:space="preserve">Industrial &amp; infrastructure corridors</w:t>
-      </w:r>
-      <w:r>
-        <w:t xml:space="preserve"> </w:t>
-      </w:r>
-      <w:r>
-        <w:t xml:space="preserve">(n ≈ 804) — the largest topic, spanning</w:t>
-      </w:r>
-      <w:r>
-        <w:t xml:space="preserve"> </w:t>
-      </w:r>
-      <w:r>
-        <w:rPr>
-          <w:iCs/>
-          <w:i/>
-        </w:rPr>
-        <w:t xml:space="preserve">both</w:t>
-      </w:r>
-      <w:r>
-        <w:t xml:space="preserve"> </w:t>
-      </w:r>
-      <w:r>
-        <w:t xml:space="preserve">portfolios: pipelines, transmission lines, LNG terminals, substations. Linear industrial infrastructure raises the same visual questions whatever it carries.</w:t>
+        <w:t xml:space="preserve">Industrial and infrastructure corridors (n ≈ 804) — the largest topic, spanning both portfolios: pipelines, transmission lines, LNG terminals, substations. Linear industrial infrastructure raises the same visual questions whatever it carries.</w:t>
       </w:r>
     </w:p>
     <w:p>
@@ -1186,17 +1060,7 @@
         <w:pStyle w:val="Compact"/>
       </w:pPr>
       <w:r>
-        <w:rPr>
-          <w:bCs/>
-          <w:b/>
-        </w:rPr>
-        <w:t xml:space="preserve">VRM contrast rating &amp; solar glare</w:t>
-      </w:r>
-      <w:r>
-        <w:t xml:space="preserve"> </w:t>
-      </w:r>
-      <w:r>
-        <w:t xml:space="preserve">(n ≈ 432) — applied BLM contrast-rating outcomes, concentrated in solar and transmission projects.</w:t>
+        <w:t xml:space="preserve">VRM contrast rating and solar glare (n ≈ 432) — applied BLM contrast-rating outcomes, concentrated in solar and transmission projects.</w:t>
       </w:r>
     </w:p>
     <w:p>
@@ -1208,17 +1072,7 @@
         <w:pStyle w:val="Compact"/>
       </w:pPr>
       <w:r>
-        <w:rPr>
-          <w:bCs/>
-          <w:b/>
-        </w:rPr>
-        <w:t xml:space="preserve">BLM VRM objectives &amp; landscape management</w:t>
-      </w:r>
-      <w:r>
-        <w:t xml:space="preserve"> </w:t>
-      </w:r>
-      <w:r>
-        <w:t xml:space="preserve">(n ≈ 286) — the formal VRM compliance framework, mostly oil-and-gas and pipeline EISs on BLM land.</w:t>
+        <w:t xml:space="preserve">BLM VRM objectives and landscape management (n ≈ 286) — the formal VRM compliance framework, mostly oil-and-gas and pipeline EISs on BLM land.</w:t>
       </w:r>
     </w:p>
     <w:p>
@@ -1230,17 +1084,7 @@
         <w:pStyle w:val="Compact"/>
       </w:pPr>
       <w:r>
-        <w:rPr>
-          <w:bCs/>
-          <w:b/>
-        </w:rPr>
-        <w:t xml:space="preserve">Wind turbine shadow flicker</w:t>
-      </w:r>
-      <w:r>
-        <w:t xml:space="preserve"> </w:t>
-      </w:r>
-      <w:r>
-        <w:t xml:space="preserve">(n ≈ 69) — the most coherent topic in the model, entirely wind-specific: quantifying annual shadow-hours per receptor against thresholds (commonly 30 hours/year).</w:t>
+        <w:t xml:space="preserve">Wind turbine shadow flicker (n ≈ 69) — the most coherent topic in the model, entirely wind-specific: quantifying annual shadow-hours per receptor against thresholds (commonly 30 hours/year).</w:t>
       </w:r>
     </w:p>
     <w:tbl>
@@ -1445,7 +1289,7 @@
           <w:bCs/>
           <w:b/>
         </w:rPr>
-        <w:t xml:space="preserve">But the specific concerns — and their intensity — vary by technology and regulatory setting.</w:t>
+        <w:t xml:space="preserve">The specific concerns, and their intensity, vary by technology and regulatory setting.</w:t>
       </w:r>
       <w:r>
         <w:t xml:space="preserve"> </w:t>

--- a/phase2/factsheets/factsheet4_visual_impacts.docx
+++ b/phase2/factsheets/factsheet4_visual_impacts.docx
@@ -7,43 +7,7 @@
         <w:pStyle w:val="Title"/>
       </w:pPr>
       <w:r>
-        <w:t xml:space="preserve">How</w:t>
-      </w:r>
-      <w:r>
-        <w:t xml:space="preserve"> </w:t>
-      </w:r>
-      <w:r>
-        <w:t xml:space="preserve">NEPA</w:t>
-      </w:r>
-      <w:r>
-        <w:t xml:space="preserve"> </w:t>
-      </w:r>
-      <w:r>
-        <w:t xml:space="preserve">Reviews</w:t>
-      </w:r>
-      <w:r>
-        <w:t xml:space="preserve"> </w:t>
-      </w:r>
-      <w:r>
-        <w:t xml:space="preserve">Talk</w:t>
-      </w:r>
-      <w:r>
-        <w:t xml:space="preserve"> </w:t>
-      </w:r>
-      <w:r>
-        <w:t xml:space="preserve">About</w:t>
-      </w:r>
-      <w:r>
-        <w:t xml:space="preserve"> </w:t>
-      </w:r>
-      <w:r>
-        <w:t xml:space="preserve">Visual</w:t>
-      </w:r>
-      <w:r>
-        <w:t xml:space="preserve"> </w:t>
-      </w:r>
-      <w:r>
-        <w:t xml:space="preserve">Impacts</w:t>
+        <w:t xml:space="preserve">How NEPA Reviews Talk About Visual Impacts</w:t>
       </w:r>
     </w:p>
     <w:p>
@@ -51,61 +15,7 @@
         <w:pStyle w:val="Subtitle"/>
       </w:pPr>
       <w:r>
-        <w:t xml:space="preserve">NEPA</w:t>
-      </w:r>
-      <w:r>
-        <w:t xml:space="preserve"> </w:t>
-      </w:r>
-      <w:r>
-        <w:t xml:space="preserve">by</w:t>
-      </w:r>
-      <w:r>
-        <w:t xml:space="preserve"> </w:t>
-      </w:r>
-      <w:r>
-        <w:t xml:space="preserve">the</w:t>
-      </w:r>
-      <w:r>
-        <w:t xml:space="preserve"> </w:t>
-      </w:r>
-      <w:r>
-        <w:t xml:space="preserve">Numbers</w:t>
-      </w:r>
-      <w:r>
-        <w:t xml:space="preserve"> </w:t>
-      </w:r>
-      <w:r>
-        <w:t xml:space="preserve">—</w:t>
-      </w:r>
-      <w:r>
-        <w:t xml:space="preserve"> </w:t>
-      </w:r>
-      <w:r>
-        <w:t xml:space="preserve">Fact</w:t>
-      </w:r>
-      <w:r>
-        <w:t xml:space="preserve"> </w:t>
-      </w:r>
-      <w:r>
-        <w:t xml:space="preserve">Sheet</w:t>
-      </w:r>
-      <w:r>
-        <w:t xml:space="preserve"> </w:t>
-      </w:r>
-      <w:r>
-        <w:t xml:space="preserve">4:</w:t>
-      </w:r>
-      <w:r>
-        <w:t xml:space="preserve"> </w:t>
-      </w:r>
-      <w:r>
-        <w:t xml:space="preserve">Visual</w:t>
-      </w:r>
-      <w:r>
-        <w:t xml:space="preserve"> </w:t>
-      </w:r>
-      <w:r>
-        <w:t xml:space="preserve">Impacts</w:t>
+        <w:t xml:space="preserve">NEPA by the Numbers — Fact Sheet 4: Visual Impacts</w:t>
       </w:r>
     </w:p>
     <w:p>
@@ -113,22 +23,10 @@
         <w:pStyle w:val="Date"/>
       </w:pPr>
       <w:r>
-        <w:t xml:space="preserve">July</w:t>
-      </w:r>
-      <w:r>
-        <w:t xml:space="preserve"> </w:t>
-      </w:r>
-      <w:r>
-        <w:t xml:space="preserve">24,</w:t>
-      </w:r>
-      <w:r>
-        <w:t xml:space="preserve"> </w:t>
-      </w:r>
-      <w:r>
-        <w:t xml:space="preserve">2026</w:t>
-      </w:r>
-    </w:p>
-    <w:bookmarkStart w:id="23" w:name="key-findings"/>
+        <w:t xml:space="preserve">July 31, 2026</w:t>
+      </w:r>
+    </w:p>
+    <w:bookmarkStart w:id="12" w:name="key-findings"/>
     <w:p>
       <w:pPr>
         <w:pStyle w:val="Heading2"/>
@@ -142,17 +40,16 @@
         <w:tblStyle w:val="Table"/>
         <w:tblLook w:firstRow="0" w:lastRow="0" w:firstColumn="0" w:lastColumn="0" w:noHBand="0" w:noVBand="0" w:val="0000"/>
         <w:tblBorders>
+          <w:top w:val="single" w:sz="4" w:space="0" w:color="0758E5"/>
           <w:left w:val="single" w:sz="24" w:space="0" w:color="0758E5"/>
+          <w:bottom w:val="single" w:sz="4" w:space="0" w:color="0758E5"/>
           <w:right w:val="single" w:sz="4" w:space="0" w:color="0758E5"/>
-          <w:top w:val="single" w:sz="4" w:space="0" w:color="0758E5"/>
-          <w:bottom w:val="single" w:sz="4" w:space="0" w:color="0758E5"/>
         </w:tblBorders>
         <w:tblCellMar>
           <w:left w:w="144" w:type="dxa"/>
           <w:right w:w="144" w:type="dxa"/>
         </w:tblCellMar>
-        <w:tblInd w:w="164" w:type="dxa"/>
-        <w:tblW w:type="pct" w:w="100%"/>
+        <w:tblLook w:firstRow="0" w:lastRow="0" w:firstColumn="0" w:lastColumn="0" w:noHBand="0" w:noVBand="0" w:val="0000"/>
       </w:tblPr>
       <w:tr>
         <w:trPr>
@@ -179,18 +76,18 @@
                 <wp:inline>
                   <wp:extent cx="152400" cy="152400"/>
                   <wp:effectExtent b="0" l="0" r="0" t="0"/>
-                  <wp:docPr descr="" title="" id="21" name="Picture"/>
+                  <wp:docPr descr="" title="" id="10" name="Picture"/>
                   <a:graphic>
                     <a:graphicData uri="http://schemas.openxmlformats.org/drawingml/2006/picture">
                       <pic:pic>
                         <pic:nvPicPr>
-                          <pic:cNvPr descr="/Applications/quarto/share/formats/docx/note.png" id="22" name="Picture"/>
+                          <pic:cNvPr descr="/Applications/Positron.app/Contents/Resources/app/quarto/share/formats/docx/note.png" id="11" name="Picture"/>
                           <pic:cNvPicPr>
                             <a:picLocks noChangeArrowheads="1" noChangeAspect="1"/>
                           </pic:cNvPicPr>
                         </pic:nvPicPr>
                         <pic:blipFill>
-                          <a:blip r:embed="rId20"/>
+                          <a:blip r:embed="rId9"/>
                           <a:stretch>
                             <a:fillRect/>
                           </a:stretch>
@@ -241,16 +138,16 @@
           </w:tcPr>
           <w:p>
             <w:pPr>
+              <w:pStyle w:val="Compact"/>
               <w:numPr>
                 <w:ilvl w:val="0"/>
                 <w:numId w:val="1001"/>
               </w:numPr>
-              <w:pStyle w:val="Compact"/>
             </w:pPr>
             <w:r>
               <w:rPr>
+                <w:b/>
                 <w:bCs/>
-                <w:b/>
               </w:rPr>
               <w:t xml:space="preserve">Visual impact concerns appear across all energy technologies — fossil and decarbonization alike.</w:t>
             </w:r>
@@ -263,16 +160,16 @@
           </w:p>
           <w:p>
             <w:pPr>
+              <w:pStyle w:val="Compact"/>
               <w:numPr>
                 <w:ilvl w:val="0"/>
                 <w:numId w:val="1001"/>
               </w:numPr>
-              <w:pStyle w:val="Compact"/>
             </w:pPr>
             <w:r>
               <w:rPr>
+                <w:b/>
                 <w:bCs/>
-                <w:b/>
               </w:rPr>
               <w:t xml:space="preserve">The specific concerns are technology-shaped.</w:t>
             </w:r>
@@ -285,16 +182,16 @@
           </w:p>
           <w:p>
             <w:pPr>
+              <w:pStyle w:val="Compact"/>
               <w:numPr>
                 <w:ilvl w:val="0"/>
                 <w:numId w:val="1001"/>
               </w:numPr>
-              <w:pStyle w:val="Compact"/>
             </w:pPr>
             <w:r>
               <w:rPr>
+                <w:b/>
                 <w:bCs/>
-                <w:b/>
               </w:rPr>
               <w:t xml:space="preserve">Decarbonization documents name adverse visual effects more explicitly, while fossil documents contain more specific mitigation commitments</w:t>
             </w:r>
@@ -307,16 +204,16 @@
           </w:p>
           <w:p>
             <w:pPr>
+              <w:pStyle w:val="Compact"/>
               <w:numPr>
                 <w:ilvl w:val="0"/>
                 <w:numId w:val="1001"/>
               </w:numPr>
-              <w:pStyle w:val="Compact"/>
             </w:pPr>
             <w:r>
               <w:rPr>
+                <w:b/>
                 <w:bCs/>
-                <w:b/>
               </w:rPr>
               <w:t xml:space="preserve">Visual-impact prose clusters by project type and regulatory context, not by energy category.</w:t>
             </w:r>
@@ -324,21 +221,21 @@
               <w:t xml:space="preserve"> </w:t>
             </w:r>
             <w:r>
-              <w:t xml:space="preserve">The most coherent topic — wind turbine shadow flicker (n ≈ 69) — is entirely technology-specific.</w:t>
+              <w:t xml:space="preserve">The most coherent topic — wind turbine shadow flicker (n ≈ 69) — is almost entirely technology-specific.</w:t>
             </w:r>
           </w:p>
           <w:p>
             <w:pPr>
+              <w:pStyle w:val="Compact"/>
               <w:numPr>
                 <w:ilvl w:val="0"/>
                 <w:numId w:val="1001"/>
               </w:numPr>
-              <w:pStyle w:val="Compact"/>
             </w:pPr>
             <w:r>
               <w:rPr>
+                <w:b/>
                 <w:bCs/>
-                <w:b/>
               </w:rPr>
               <w:t xml:space="preserve">Developers should take visual concerns seriously.</w:t>
             </w:r>
@@ -346,9 +243,10 @@
               <w:t xml:space="preserve"> </w:t>
             </w:r>
             <w:r>
-              <w:t xml:space="preserve">They are pervasive enough to appear in essentially every EA/EIS with a landscape footprint, and specific enough to be anticipated and mitigated by design.</w:t>
+              <w:t xml:space="preserve">They appear in the majority of the EA/EIS documents whose visual sections we could extract, and they are specific enough to be anticipated and mitigated by design.</w:t>
             </w:r>
           </w:p>
+          <w:p/>
         </w:tc>
       </w:tr>
     </w:tbl>
@@ -359,8 +257,8 @@
         </w:pict>
       </w:r>
     </w:p>
-    <w:bookmarkEnd w:id="23"/>
-    <w:bookmarkStart w:id="24" w:name="introduction"/>
+    <w:bookmarkEnd w:id="12"/>
+    <w:bookmarkStart w:id="13" w:name="introduction"/>
     <w:p>
       <w:pPr>
         <w:pStyle w:val="Heading1"/>
@@ -381,8 +279,8 @@
       </w:r>
       <w:r>
         <w:rPr>
+          <w:i/>
           <w:iCs/>
-          <w:i/>
         </w:rPr>
         <w:t xml:space="preserve">contrast</w:t>
       </w:r>
@@ -406,11 +304,11 @@
         <w:pStyle w:val="BodyText"/>
       </w:pPr>
       <w:r>
-        <w:t xml:space="preserve">This fact sheet analyzes the visual-resource sections of roughly 2,900 EA and EIS projects in NEPATEC 2.0, comparing decarbonization and fossil portfolios.</w:t>
-      </w:r>
-    </w:p>
-    <w:bookmarkEnd w:id="24"/>
-    <w:bookmarkStart w:id="26" w:name="methodology"/>
+        <w:t xml:space="preserve">This fact sheet analyzes the visual-resource sections recovered from 1,591 of the roughly 2,900 EA and EIS projects in NEPATEC 2.0 (~55% — the share whose document formatting allowed a visual section to be extracted), comparing decarbonization and fossil portfolios.</w:t>
+      </w:r>
+    </w:p>
+    <w:bookmarkEnd w:id="13"/>
+    <w:bookmarkStart w:id="15" w:name="methodology"/>
     <w:p>
       <w:pPr>
         <w:pStyle w:val="Heading1"/>
@@ -429,16 +327,16 @@
     </w:p>
     <w:p>
       <w:pPr>
+        <w:pStyle w:val="Compact"/>
         <w:numPr>
           <w:ilvl w:val="0"/>
           <w:numId w:val="1002"/>
         </w:numPr>
-        <w:pStyle w:val="Compact"/>
       </w:pPr>
       <w:r>
         <w:rPr>
+          <w:b/>
           <w:bCs/>
-          <w:b/>
         </w:rPr>
         <w:t xml:space="preserve">Distinctive vocabulary</w:t>
       </w:r>
@@ -451,16 +349,16 @@
     </w:p>
     <w:p>
       <w:pPr>
+        <w:pStyle w:val="Compact"/>
         <w:numPr>
           <w:ilvl w:val="0"/>
           <w:numId w:val="1002"/>
         </w:numPr>
-        <w:pStyle w:val="Compact"/>
       </w:pPr>
       <w:r>
         <w:rPr>
+          <w:b/>
           <w:bCs/>
-          <w:b/>
         </w:rPr>
         <w:t xml:space="preserve">Framing analysis</w:t>
       </w:r>
@@ -474,13 +372,7 @@
         <w:t xml:space="preserve"> </w:t>
       </w:r>
       <w:r>
-        <w:t xml:space="preserve">“</w:t>
-      </w:r>
-      <w:r>
-        <w:t xml:space="preserve">no significant adverse impact</w:t>
-      </w:r>
-      <w:r>
-        <w:t xml:space="preserve">”</w:t>
+        <w:t xml:space="preserve">“no significant adverse impact”</w:t>
       </w:r>
       <w:r>
         <w:t xml:space="preserve"> </w:t>
@@ -493,8 +385,8 @@
       </w:r>
       <w:r>
         <w:rPr>
+          <w:i/>
           <w:iCs/>
-          <w:i/>
         </w:rPr>
         <w:t xml:space="preserve">low</w:t>
       </w:r>
@@ -508,13 +400,7 @@
         <w:t xml:space="preserve"> </w:t>
       </w:r>
       <w:r>
-        <w:t xml:space="preserve">“</w:t>
-      </w:r>
-      <w:r>
-        <w:t xml:space="preserve">impact</w:t>
-      </w:r>
-      <w:r>
-        <w:t xml:space="preserve">”</w:t>
+        <w:t xml:space="preserve">“impact”</w:t>
       </w:r>
       <w:r>
         <w:t xml:space="preserve"> </w:t>
@@ -525,16 +411,16 @@
     </w:p>
     <w:p>
       <w:pPr>
+        <w:pStyle w:val="Compact"/>
         <w:numPr>
           <w:ilvl w:val="0"/>
           <w:numId w:val="1002"/>
         </w:numPr>
-        <w:pStyle w:val="Compact"/>
       </w:pPr>
       <w:r>
         <w:rPr>
+          <w:b/>
           <w:bCs/>
-          <w:b/>
         </w:rPr>
         <w:t xml:space="preserve">Topic modeling</w:t>
       </w:r>
@@ -542,7 +428,7 @@
         <w:t xml:space="preserve"> </w:t>
       </w:r>
       <w:r>
-        <w:t xml:space="preserve">— non-negative matrix factorization (NMF) over the ~1,300 heading-anchored sections to find the recurring themes, with the topic count validated by reconstruction-error analysis.</w:t>
+        <w:t xml:space="preserve">— non-negative matrix factorization (NMF) fitted on the ~1,300 heading-anchored sections and applied to all 1,591 extracted sections to find the recurring themes, with the topic count validated by reconstruction-error analysis.</w:t>
       </w:r>
     </w:p>
     <w:p>
@@ -555,7 +441,7 @@
       <w:r>
         <w:t xml:space="preserve"> </w:t>
       </w:r>
-      <w:hyperlink r:id="rId25">
+      <w:hyperlink r:id="rId14">
         <w:r>
           <w:rPr>
             <w:rStyle w:val="Hyperlink"/>
@@ -567,8 +453,8 @@
         <w:t xml:space="preserve">.</w:t>
       </w:r>
     </w:p>
-    <w:bookmarkEnd w:id="26"/>
-    <w:bookmarkStart w:id="50" w:name="results"/>
+    <w:bookmarkEnd w:id="15"/>
+    <w:bookmarkStart w:id="39" w:name="results"/>
     <w:p>
       <w:pPr>
         <w:pStyle w:val="Heading1"/>
@@ -577,7 +463,7 @@
         <w:t xml:space="preserve">Results</w:t>
       </w:r>
     </w:p>
-    <w:bookmarkStart w:id="35" w:name="X4ad12e2b0080c603e02b893b10964ba307f2e16"/>
+    <w:bookmarkStart w:id="24" w:name="X4ad12e2b0080c603e02b893b10964ba307f2e16"/>
     <w:p>
       <w:pPr>
         <w:pStyle w:val="Heading2"/>
@@ -598,8 +484,8 @@
       </w:r>
       <w:r>
         <w:rPr>
+          <w:i/>
           <w:iCs/>
-          <w:i/>
         </w:rPr>
         <w:t xml:space="preserve">shadow flicker</w:t>
       </w:r>
@@ -611,8 +497,8 @@
       </w:r>
       <w:r>
         <w:rPr>
+          <w:i/>
           <w:iCs/>
-          <w:i/>
         </w:rPr>
         <w:t xml:space="preserve">transmission line</w:t>
       </w:r>
@@ -624,34 +510,34 @@
       </w:r>
       <w:r>
         <w:rPr>
+          <w:i/>
           <w:iCs/>
+        </w:rPr>
+        <w:t xml:space="preserve">wind turbines</w:t>
+      </w:r>
+      <w:r>
+        <w:t xml:space="preserve">,</w:t>
+      </w:r>
+      <w:r>
+        <w:t xml:space="preserve"> </w:t>
+      </w:r>
+      <w:r>
+        <w:rPr>
           <w:i/>
+          <w:iCs/>
         </w:rPr>
         <w:t xml:space="preserve">solar panels</w:t>
       </w:r>
       <w:r>
-        <w:t xml:space="preserve">,</w:t>
+        <w:t xml:space="preserve">, and</w:t>
       </w:r>
       <w:r>
         <w:t xml:space="preserve"> </w:t>
       </w:r>
       <w:r>
         <w:rPr>
+          <w:i/>
           <w:iCs/>
-          <w:i/>
-        </w:rPr>
-        <w:t xml:space="preserve">anti-reflective</w:t>
-      </w:r>
-      <w:r>
-        <w:t xml:space="preserve">, and</w:t>
-      </w:r>
-      <w:r>
-        <w:t xml:space="preserve"> </w:t>
-      </w:r>
-      <w:r>
-        <w:rPr>
-          <w:iCs/>
-          <w:i/>
         </w:rPr>
         <w:t xml:space="preserve">viewer sensitivity</w:t>
       </w:r>
@@ -666,8 +552,8 @@
       </w:r>
       <w:r>
         <w:rPr>
+          <w:i/>
           <w:iCs/>
-          <w:i/>
         </w:rPr>
         <w:t xml:space="preserve">contrast rating</w:t>
       </w:r>
@@ -679,8 +565,8 @@
       </w:r>
       <w:r>
         <w:rPr>
+          <w:i/>
           <w:iCs/>
-          <w:i/>
         </w:rPr>
         <w:t xml:space="preserve">compressor station</w:t>
       </w:r>
@@ -692,8 +578,8 @@
       </w:r>
       <w:r>
         <w:rPr>
+          <w:i/>
           <w:iCs/>
-          <w:i/>
         </w:rPr>
         <w:t xml:space="preserve">wilderness characteristics</w:t>
       </w:r>
@@ -705,24 +591,24 @@
       </w:r>
       <w:r>
         <w:rPr>
+          <w:i/>
           <w:iCs/>
-          <w:i/>
         </w:rPr>
-        <w:t xml:space="preserve">permanent change</w:t>
-      </w:r>
-      <w:r>
-        <w:t xml:space="preserve"> </w:t>
-      </w:r>
-      <w:r>
-        <w:t xml:space="preserve">— pipeline and oil-and-gas language about BLM contrast scoring and lasting surface disturbance.</w:t>
+        <w:t xml:space="preserve">major modification</w:t>
+      </w:r>
+      <w:r>
+        <w:t xml:space="preserve"> </w:t>
+      </w:r>
+      <w:r>
+        <w:t xml:space="preserve">— pipeline and oil-and-gas language about BLM contrast scoring and industrial facilities on public land.</w:t>
       </w:r>
     </w:p>
     <w:tbl>
       <w:tblPr>
         <w:tblStyle w:val="Table"/>
         <w:tblW w:type="pct" w:w="5000"/>
+        <w:tblLayout w:type="fixed"/>
         <w:tblLook w:firstRow="0" w:lastRow="0" w:firstColumn="0" w:lastColumn="0" w:noHBand="0" w:noVBand="0" w:val="0000"/>
-        <w:jc w:val="start"/>
       </w:tblPr>
       <w:tblGrid>
         <w:gridCol w:w="7920"/>
@@ -730,9 +616,10 @@
       <w:tr>
         <w:tc>
           <w:tcPr/>
-          <w:bookmarkStart w:id="30" w:name="fig-wordcloud"/>
+          <w:bookmarkStart w:id="19" w:name="fig-wordcloud"/>
           <w:p>
             <w:pPr>
+              <w:pStyle w:val="Compact"/>
               <w:jc w:val="center"/>
             </w:pPr>
             <w:r>
@@ -740,18 +627,18 @@
                 <wp:inline>
                   <wp:extent cx="5334000" cy="2667000"/>
                   <wp:effectExtent b="0" l="0" r="0" t="0"/>
-                  <wp:docPr descr="" title="" id="28" name="Picture"/>
+                  <wp:docPr descr="" title="" id="17" name="Picture"/>
                   <a:graphic>
                     <a:graphicData uri="http://schemas.openxmlformats.org/drawingml/2006/picture">
                       <pic:pic>
                         <pic:nvPicPr>
-                          <pic:cNvPr descr="../output/factsheet/figures/fig13_wordcloud_grid.png" id="29" name="Picture"/>
+                          <pic:cNvPr descr="../output/factsheet/figures/fig13_wordcloud_grid.png" id="18" name="Picture"/>
                           <pic:cNvPicPr>
                             <a:picLocks noChangeArrowheads="1" noChangeAspect="1"/>
                           </pic:cNvPicPr>
                         </pic:nvPicPr>
                         <pic:blipFill>
-                          <a:blip r:embed="rId27"/>
+                          <a:blip r:embed="rId16"/>
                           <a:stretch>
                             <a:fillRect/>
                           </a:stretch>
@@ -783,15 +670,15 @@
               <w:jc w:val="center"/>
             </w:pPr>
             <w:pPr>
-              <w:jc w:val="start"/>
+              <w:jc w:val="left"/>
               <w:spacing w:before="200"/>
               <w:pStyle w:val="ImageCaption"/>
             </w:pPr>
             <w:r>
-              <w:t xml:space="preserve">Figure 1: Note: TF-IDF word clouds — the bigrams most distinctive to each portfolio’s visual-impact sections (EA and EIS combined; top 30 terms per panel).</w:t>
+              <w:t xml:space="preserve">Figure 1: Note: TF-IDF word clouds — the bigrams most distinctive to each portfolio’s visual-impact sections (EA and EIS combined; up to 30 terms per panel).</w:t>
             </w:r>
           </w:p>
-          <w:bookmarkEnd w:id="30"/>
+          <w:bookmarkEnd w:id="19"/>
         </w:tc>
       </w:tr>
     </w:tbl>
@@ -807,8 +694,8 @@
       <w:tblPr>
         <w:tblStyle w:val="Table"/>
         <w:tblW w:type="pct" w:w="5000"/>
+        <w:tblLayout w:type="fixed"/>
         <w:tblLook w:firstRow="0" w:lastRow="0" w:firstColumn="0" w:lastColumn="0" w:noHBand="0" w:noVBand="0" w:val="0000"/>
-        <w:jc w:val="start"/>
       </w:tblPr>
       <w:tblGrid>
         <w:gridCol w:w="7920"/>
@@ -816,9 +703,10 @@
       <w:tr>
         <w:tc>
           <w:tcPr/>
-          <w:bookmarkStart w:id="34" w:name="fig-length"/>
+          <w:bookmarkStart w:id="23" w:name="fig-length"/>
           <w:p>
             <w:pPr>
+              <w:pStyle w:val="Compact"/>
               <w:jc w:val="center"/>
             </w:pPr>
             <w:r>
@@ -826,18 +714,18 @@
                 <wp:inline>
                   <wp:extent cx="4800600" cy="1680210"/>
                   <wp:effectExtent b="0" l="0" r="0" t="0"/>
-                  <wp:docPr descr="" title="" id="32" name="Picture"/>
+                  <wp:docPr descr="" title="" id="21" name="Picture"/>
                   <a:graphic>
                     <a:graphicData uri="http://schemas.openxmlformats.org/drawingml/2006/picture">
                       <pic:pic>
                         <pic:nvPicPr>
-                          <pic:cNvPr descr="../output/factsheet/figures/fig19a_section_length_energy.png" id="33" name="Picture"/>
+                          <pic:cNvPr descr="../output/factsheet/figures/fig19a_section_length_energy.png" id="22" name="Picture"/>
                           <pic:cNvPicPr>
                             <a:picLocks noChangeArrowheads="1" noChangeAspect="1"/>
                           </pic:cNvPicPr>
                         </pic:nvPicPr>
                         <pic:blipFill>
-                          <a:blip r:embed="rId31"/>
+                          <a:blip r:embed="rId20"/>
                           <a:stretch>
                             <a:fillRect/>
                           </a:stretch>
@@ -869,7 +757,7 @@
               <w:jc w:val="center"/>
             </w:pPr>
             <w:pPr>
-              <w:jc w:val="start"/>
+              <w:jc w:val="left"/>
               <w:spacing w:before="200"/>
               <w:pStyle w:val="ImageCaption"/>
             </w:pPr>
@@ -877,12 +765,12 @@
               <w:t xml:space="preserve">Figure 2: Note: Visual section length (words) by energy category, heading-anchored EA/EIS sections only.</w:t>
             </w:r>
           </w:p>
-          <w:bookmarkEnd w:id="34"/>
+          <w:bookmarkEnd w:id="23"/>
         </w:tc>
       </w:tr>
     </w:tbl>
-    <w:bookmarkEnd w:id="35"/>
-    <w:bookmarkStart w:id="40" w:name="Xbdcb2855d7c1e7ecf4ec284f1eff4313ac4c304"/>
+    <w:bookmarkEnd w:id="24"/>
+    <w:bookmarkStart w:id="29" w:name="Xbdcb2855d7c1e7ecf4ec284f1eff4313ac4c304"/>
     <w:p>
       <w:pPr>
         <w:pStyle w:val="Heading2"/>
@@ -899,37 +787,19 @@
         <w:t xml:space="preserve">Scored against CEQ significance terminology, decarbonization documents carry higher adversity framing — they explicitly name adverse visual effects (</w:t>
       </w:r>
       <w:r>
-        <w:t xml:space="preserve">“</w:t>
-      </w:r>
-      <w:r>
-        <w:t xml:space="preserve">moderate, long-term adverse impacts… altering the scenic attractiveness rating</w:t>
-      </w:r>
-      <w:r>
-        <w:t xml:space="preserve">”</w:t>
+        <w:t xml:space="preserve">“moderate, long-term adverse impacts… altering the scenic attractiveness rating”</w:t>
       </w:r>
       <w:r>
         <w:t xml:space="preserve">) — while fossil documents score higher on mitigation specificity, with enumerated, inspectable commitments (</w:t>
       </w:r>
       <w:r>
-        <w:t xml:space="preserve">“</w:t>
-      </w:r>
-      <w:r>
-        <w:t xml:space="preserve">operator shall install opaque screening of specified height,</w:t>
-      </w:r>
-      <w:r>
-        <w:t xml:space="preserve">”</w:t>
-      </w:r>
-      <w:r>
-        <w:t xml:space="preserve"> </w:t>
-      </w:r>
-      <w:r>
-        <w:t xml:space="preserve">“</w:t>
-      </w:r>
-      <w:r>
-        <w:t xml:space="preserve">earth-tone paint matching an approved Munsell color</w:t>
-      </w:r>
-      <w:r>
-        <w:t xml:space="preserve">”</w:t>
+        <w:t xml:space="preserve">“operator shall install opaque screening of specified height,”</w:t>
+      </w:r>
+      <w:r>
+        <w:t xml:space="preserve"> </w:t>
+      </w:r>
+      <w:r>
+        <w:t xml:space="preserve">“earth-tone paint matching an approved Munsell color”</w:t>
       </w:r>
       <w:r>
         <w:t xml:space="preserve">).</w:t>
@@ -947,8 +817,8 @@
       <w:tblPr>
         <w:tblStyle w:val="Table"/>
         <w:tblW w:type="pct" w:w="5000"/>
+        <w:tblLayout w:type="fixed"/>
         <w:tblLook w:firstRow="0" w:lastRow="0" w:firstColumn="0" w:lastColumn="0" w:noHBand="0" w:noVBand="0" w:val="0000"/>
-        <w:jc w:val="start"/>
       </w:tblPr>
       <w:tblGrid>
         <w:gridCol w:w="7920"/>
@@ -956,9 +826,10 @@
       <w:tr>
         <w:tc>
           <w:tcPr/>
-          <w:bookmarkStart w:id="39" w:name="fig-framing"/>
+          <w:bookmarkStart w:id="28" w:name="fig-framing"/>
           <w:p>
             <w:pPr>
+              <w:pStyle w:val="Compact"/>
               <w:jc w:val="center"/>
             </w:pPr>
             <w:r>
@@ -966,18 +837,18 @@
                 <wp:inline>
                   <wp:extent cx="5334000" cy="5334000"/>
                   <wp:effectExtent b="0" l="0" r="0" t="0"/>
-                  <wp:docPr descr="" title="" id="37" name="Picture"/>
+                  <wp:docPr descr="" title="" id="26" name="Picture"/>
                   <a:graphic>
                     <a:graphicData uri="http://schemas.openxmlformats.org/drawingml/2006/picture">
                       <pic:pic>
                         <pic:nvPicPr>
-                          <pic:cNvPr descr="../output/factsheet/figures/fig18_visual_framing.png" id="38" name="Picture"/>
+                          <pic:cNvPr descr="../output/factsheet/figures/fig18_visual_framing.png" id="27" name="Picture"/>
                           <pic:cNvPicPr>
                             <a:picLocks noChangeArrowheads="1" noChangeAspect="1"/>
                           </pic:cNvPicPr>
                         </pic:nvPicPr>
                         <pic:blipFill>
-                          <a:blip r:embed="rId36"/>
+                          <a:blip r:embed="rId25"/>
                           <a:stretch>
                             <a:fillRect/>
                           </a:stretch>
@@ -1009,7 +880,7 @@
               <w:jc w:val="center"/>
             </w:pPr>
             <w:pPr>
-              <w:jc w:val="start"/>
+              <w:jc w:val="left"/>
               <w:spacing w:before="200"/>
               <w:pStyle w:val="ImageCaption"/>
             </w:pPr>
@@ -1017,12 +888,12 @@
               <w:t xml:space="preserve">Figure 3: Note: CEQ §1508.27-anchored framing scores by energy category — significance, adversity, and mitigation strength. Negation-aware phrase matching.</w:t>
             </w:r>
           </w:p>
-          <w:bookmarkEnd w:id="39"/>
+          <w:bookmarkEnd w:id="28"/>
         </w:tc>
       </w:tr>
     </w:tbl>
-    <w:bookmarkEnd w:id="40"/>
-    <w:bookmarkStart w:id="49" w:name="Xfa96c6c81d014c9c95d413a45431c8112590fbe"/>
+    <w:bookmarkEnd w:id="29"/>
+    <w:bookmarkStart w:id="38" w:name="Xfa96c6c81d014c9c95d413a45431c8112590fbe"/>
     <w:p>
       <w:pPr>
         <w:pStyle w:val="Heading2"/>
@@ -1041,58 +912,58 @@
     </w:p>
     <w:p>
       <w:pPr>
+        <w:pStyle w:val="Compact"/>
         <w:numPr>
           <w:ilvl w:val="0"/>
           <w:numId w:val="1003"/>
         </w:numPr>
+      </w:pPr>
+      <w:r>
+        <w:t xml:space="preserve">Industrial and infrastructure corridors (n ≈ 804) — the largest topic, spanning both portfolios: pipelines, transmission lines, LNG terminals, substations. Linear industrial infrastructure raises the same visual questions whatever it carries.</w:t>
+      </w:r>
+    </w:p>
+    <w:p>
+      <w:pPr>
         <w:pStyle w:val="Compact"/>
-      </w:pPr>
-      <w:r>
-        <w:t xml:space="preserve">Industrial and infrastructure corridors (n ≈ 804) — the largest topic, spanning both portfolios: pipelines, transmission lines, LNG terminals, substations. Linear industrial infrastructure raises the same visual questions whatever it carries.</w:t>
-      </w:r>
-    </w:p>
-    <w:p>
-      <w:pPr>
         <w:numPr>
           <w:ilvl w:val="0"/>
           <w:numId w:val="1003"/>
         </w:numPr>
+      </w:pPr>
+      <w:r>
+        <w:t xml:space="preserve">VRM contrast rating and solar glare (n ≈ 432) — applied BLM contrast-rating outcomes, concentrated in solar and transmission projects.</w:t>
+      </w:r>
+    </w:p>
+    <w:p>
+      <w:pPr>
         <w:pStyle w:val="Compact"/>
-      </w:pPr>
-      <w:r>
-        <w:t xml:space="preserve">VRM contrast rating and solar glare (n ≈ 432) — applied BLM contrast-rating outcomes, concentrated in solar and transmission projects.</w:t>
-      </w:r>
-    </w:p>
-    <w:p>
-      <w:pPr>
         <w:numPr>
           <w:ilvl w:val="0"/>
           <w:numId w:val="1003"/>
         </w:numPr>
+      </w:pPr>
+      <w:r>
+        <w:t xml:space="preserve">BLM VRM objectives and landscape management (n ≈ 286) — the formal VRM compliance framework: mostly oil-and-gas, pipeline, and transmission projects on BLM land, predominantly EISs.</w:t>
+      </w:r>
+    </w:p>
+    <w:p>
+      <w:pPr>
         <w:pStyle w:val="Compact"/>
-      </w:pPr>
-      <w:r>
-        <w:t xml:space="preserve">BLM VRM objectives and landscape management (n ≈ 286) — the formal VRM compliance framework, mostly oil-and-gas and pipeline EISs on BLM land.</w:t>
-      </w:r>
-    </w:p>
-    <w:p>
-      <w:pPr>
         <w:numPr>
           <w:ilvl w:val="0"/>
           <w:numId w:val="1003"/>
         </w:numPr>
-        <w:pStyle w:val="Compact"/>
-      </w:pPr>
-      <w:r>
-        <w:t xml:space="preserve">Wind turbine shadow flicker (n ≈ 69) — the most coherent topic in the model, entirely wind-specific: quantifying annual shadow-hours per receptor against thresholds (commonly 30 hours/year).</w:t>
+      </w:pPr>
+      <w:r>
+        <w:t xml:space="preserve">Wind turbine shadow flicker (n ≈ 69) — the most coherent topic in the model, almost entirely wind-specific (66 of 69 projects are decarbonization): quantifying annual shadow-hours per receptor against thresholds (commonly 30 hours/year).</w:t>
       </w:r>
     </w:p>
     <w:tbl>
       <w:tblPr>
         <w:tblStyle w:val="Table"/>
         <w:tblW w:type="pct" w:w="5000"/>
+        <w:tblLayout w:type="fixed"/>
         <w:tblLook w:firstRow="0" w:lastRow="0" w:firstColumn="0" w:lastColumn="0" w:noHBand="0" w:noVBand="0" w:val="0000"/>
-        <w:jc w:val="start"/>
       </w:tblPr>
       <w:tblGrid>
         <w:gridCol w:w="7920"/>
@@ -1100,9 +971,10 @@
       <w:tr>
         <w:tc>
           <w:tcPr/>
-          <w:bookmarkStart w:id="44" w:name="fig-topics"/>
+          <w:bookmarkStart w:id="33" w:name="fig-topics"/>
           <w:p>
             <w:pPr>
+              <w:pStyle w:val="Compact"/>
               <w:jc w:val="center"/>
             </w:pPr>
             <w:r>
@@ -1110,18 +982,18 @@
                 <wp:inline>
                   <wp:extent cx="5067300" cy="4053840"/>
                   <wp:effectExtent b="0" l="0" r="0" t="0"/>
-                  <wp:docPr descr="" title="" id="42" name="Picture"/>
+                  <wp:docPr descr="" title="" id="31" name="Picture"/>
                   <a:graphic>
                     <a:graphicData uri="http://schemas.openxmlformats.org/drawingml/2006/picture">
                       <pic:pic>
                         <pic:nvPicPr>
-                          <pic:cNvPr descr="../output/factsheet/figures/fig14_topic_prevalence.png" id="43" name="Picture"/>
+                          <pic:cNvPr descr="../output/factsheet/figures/fig14_topic_prevalence.png" id="32" name="Picture"/>
                           <pic:cNvPicPr>
                             <a:picLocks noChangeArrowheads="1" noChangeAspect="1"/>
                           </pic:cNvPicPr>
                         </pic:nvPicPr>
                         <pic:blipFill>
-                          <a:blip r:embed="rId41"/>
+                          <a:blip r:embed="rId30"/>
                           <a:stretch>
                             <a:fillRect/>
                           </a:stretch>
@@ -1153,7 +1025,7 @@
               <w:jc w:val="center"/>
             </w:pPr>
             <w:pPr>
-              <w:jc w:val="start"/>
+              <w:jc w:val="left"/>
               <w:spacing w:before="200"/>
               <w:pStyle w:val="ImageCaption"/>
             </w:pPr>
@@ -1161,7 +1033,7 @@
               <w:t xml:space="preserve">Figure 4: Note: NMF topic prevalence — project count by topic and energy category.</w:t>
             </w:r>
           </w:p>
-          <w:bookmarkEnd w:id="44"/>
+          <w:bookmarkEnd w:id="33"/>
         </w:tc>
       </w:tr>
     </w:tbl>
@@ -1177,8 +1049,8 @@
       <w:tblPr>
         <w:tblStyle w:val="Table"/>
         <w:tblW w:type="pct" w:w="5000"/>
+        <w:tblLayout w:type="fixed"/>
         <w:tblLook w:firstRow="0" w:lastRow="0" w:firstColumn="0" w:lastColumn="0" w:noHBand="0" w:noVBand="0" w:val="0000"/>
-        <w:jc w:val="start"/>
       </w:tblPr>
       <w:tblGrid>
         <w:gridCol w:w="7920"/>
@@ -1186,9 +1058,10 @@
       <w:tr>
         <w:tc>
           <w:tcPr/>
-          <w:bookmarkStart w:id="48" w:name="fig-elbow"/>
+          <w:bookmarkStart w:id="37" w:name="fig-elbow"/>
           <w:p>
             <w:pPr>
+              <w:pStyle w:val="Compact"/>
               <w:jc w:val="center"/>
             </w:pPr>
             <w:r>
@@ -1196,18 +1069,18 @@
                 <wp:inline>
                   <wp:extent cx="4533900" cy="2833687"/>
                   <wp:effectExtent b="0" l="0" r="0" t="0"/>
-                  <wp:docPr descr="" title="" id="46" name="Picture"/>
+                  <wp:docPr descr="" title="" id="35" name="Picture"/>
                   <a:graphic>
                     <a:graphicData uri="http://schemas.openxmlformats.org/drawingml/2006/picture">
                       <pic:pic>
                         <pic:nvPicPr>
-                          <pic:cNvPr descr="../output/factsheet/figures/fig14d_nmf_elbow.png" id="47" name="Picture"/>
+                          <pic:cNvPr descr="../output/factsheet/figures/fig14d_nmf_elbow.png" id="36" name="Picture"/>
                           <pic:cNvPicPr>
                             <a:picLocks noChangeArrowheads="1" noChangeAspect="1"/>
                           </pic:cNvPicPr>
                         </pic:nvPicPr>
                         <pic:blipFill>
-                          <a:blip r:embed="rId45"/>
+                          <a:blip r:embed="rId34"/>
                           <a:stretch>
                             <a:fillRect/>
                           </a:stretch>
@@ -1239,7 +1112,7 @@
               <w:jc w:val="center"/>
             </w:pPr>
             <w:pPr>
-              <w:jc w:val="start"/>
+              <w:jc w:val="left"/>
               <w:spacing w:before="200"/>
               <w:pStyle w:val="ImageCaption"/>
             </w:pPr>
@@ -1247,13 +1120,13 @@
               <w:t xml:space="preserve">Figure 5: Note: Topic-count validation — normalized reconstruction error by number of topics; dotted line marks the chosen k = 4.</w:t>
             </w:r>
           </w:p>
-          <w:bookmarkEnd w:id="48"/>
+          <w:bookmarkEnd w:id="37"/>
         </w:tc>
       </w:tr>
     </w:tbl>
-    <w:bookmarkEnd w:id="49"/>
-    <w:bookmarkEnd w:id="50"/>
-    <w:bookmarkStart w:id="51" w:name="conclusion"/>
+    <w:bookmarkEnd w:id="38"/>
+    <w:bookmarkEnd w:id="39"/>
+    <w:bookmarkStart w:id="40" w:name="conclusion"/>
     <w:p>
       <w:pPr>
         <w:pStyle w:val="Heading1"/>
@@ -1268,8 +1141,8 @@
       </w:pPr>
       <w:r>
         <w:rPr>
+          <w:b/>
           <w:bCs/>
-          <w:b/>
         </w:rPr>
         <w:t xml:space="preserve">Visual impact concerns exist across technologies.</w:t>
       </w:r>
@@ -1286,8 +1159,8 @@
       </w:pPr>
       <w:r>
         <w:rPr>
+          <w:b/>
           <w:bCs/>
-          <w:b/>
         </w:rPr>
         <w:t xml:space="preserve">The specific concerns, and their intensity, vary by technology and regulatory setting.</w:t>
       </w:r>
@@ -1295,7 +1168,7 @@
         <w:t xml:space="preserve"> </w:t>
       </w:r>
       <w:r>
-        <w:t xml:space="preserve">Industrial and infrastructure corridors lead the list corpus-wide; shadow flicker is a large, quantified, wind-specific concern; solar carries glare and contrast-rating analysis; oil and gas carries formal VRM compliance on public land. Framing differences between portfolios reflect drafting regimes more than differential harm.</w:t>
+        <w:t xml:space="preserve">Industrial and infrastructure corridors lead the list corpus-wide; shadow flicker is a highly concentrated, quantified, wind-specific concern; solar carries glare and contrast-rating analysis; oil and gas carries formal VRM compliance on public land. Framing differences between portfolios reflect drafting regimes more than differential harm.</w:t>
       </w:r>
     </w:p>
     <w:p>
@@ -1304,8 +1177,8 @@
       </w:pPr>
       <w:r>
         <w:rPr>
+          <w:b/>
           <w:bCs/>
-          <w:b/>
         </w:rPr>
         <w:t xml:space="preserve">Developers should take visual concerns seriously and mitigate by design.</w:t>
       </w:r>
@@ -1313,7 +1186,7 @@
         <w:t xml:space="preserve"> </w:t>
       </w:r>
       <w:r>
-        <w:t xml:space="preserve">The record shows these analyses are universal, the concerns are predictable by technology, and the most credible documents pair honest acknowledgment of adverse effects with specific, verifiable commitments — anti-reflective surfaces, screening, color treatments, siting within existing corridors. Anticipating the visual analysis rather than litigating it afterward is both good practice and, on this evidence, the norm the strongest documents already follow.</w:t>
+        <w:t xml:space="preserve">The record shows these analyses are routine, the concerns are predictable by technology, and the most credible documents pair honest acknowledgment of adverse effects with specific, verifiable commitments — anti-reflective surfaces, screening, color treatments, siting within existing corridors. Anticipating the visual analysis rather than litigating it afterward is both good practice and, on this evidence, the norm the strongest documents already follow.</w:t>
       </w:r>
     </w:p>
     <w:p>
@@ -1329,37 +1202,37 @@
       </w:pPr>
       <w:r>
         <w:rPr>
+          <w:i/>
           <w:iCs/>
+        </w:rPr>
+        <w:t xml:space="preserve">Data: NEPATEC 2.0 — visual-resource sections from 1,591 of ~2,900 EA/EIS projects. Methods and full results:</w:t>
+      </w:r>
+      <w:r>
+        <w:rPr>
           <w:i/>
+          <w:iCs/>
         </w:rPr>
-        <w:t xml:space="preserve">Data: NEPATEC 2.0 — visual-resource sections from ~2,900 EA/EIS projects. Methods and full results:</w:t>
-      </w:r>
-      <w:r>
-        <w:rPr>
-          <w:iCs/>
-          <w:i/>
-        </w:rPr>
-        <w:t xml:space="preserve"> </w:t>
-      </w:r>
-      <w:hyperlink r:id="rId25">
+        <w:t xml:space="preserve"> </w:t>
+      </w:r>
+      <w:hyperlink r:id="rId14">
         <w:r>
           <w:rPr>
             <w:rStyle w:val="Hyperlink"/>
+            <w:i/>
             <w:iCs/>
-            <w:i/>
           </w:rPr>
           <w:t xml:space="preserve">Phase 2 Deliverable 3</w:t>
         </w:r>
       </w:hyperlink>
       <w:r>
         <w:rPr>
+          <w:i/>
           <w:iCs/>
-          <w:i/>
         </w:rPr>
         <w:t xml:space="preserve">.</w:t>
       </w:r>
     </w:p>
-    <w:bookmarkEnd w:id="51"/>
+    <w:bookmarkEnd w:id="40"/>
     <w:sectPr/>
   </w:body>
 </w:document>
@@ -1391,14 +1264,14 @@
 <file path=word/numbering.xml><?xml version="1.0" encoding="utf-8"?>
 <w:numbering xmlns:w="http://schemas.openxmlformats.org/wordprocessingml/2006/main">
   <w:abstractNum w:abstractNumId="990">
-    <w:nsid w:val="A990"/>
+    <w:nsid w:val="0000A990"/>
     <w:multiLevelType w:val="multilevel"/>
     <w:lvl w:ilvl="0">
       <w:numFmt w:val="bullet"/>
       <w:lvlText w:val=" "/>
       <w:lvlJc w:val="left"/>
       <w:pPr>
-        <w:ind w:left="720" w:hanging="480"/>
+        <w:ind w:left="720" w:hanging="360"/>
       </w:pPr>
     </w:lvl>
     <w:lvl w:ilvl="1">
@@ -1406,7 +1279,7 @@
       <w:lvlText w:val=" "/>
       <w:lvlJc w:val="left"/>
       <w:pPr>
-        <w:ind w:left="1440" w:hanging="480"/>
+        <w:ind w:left="1440" w:hanging="360"/>
       </w:pPr>
     </w:lvl>
     <w:lvl w:ilvl="2">
@@ -1414,7 +1287,7 @@
       <w:lvlText w:val=" "/>
       <w:lvlJc w:val="left"/>
       <w:pPr>
-        <w:ind w:left="2160" w:hanging="480"/>
+        <w:ind w:left="2160" w:hanging="360"/>
       </w:pPr>
     </w:lvl>
     <w:lvl w:ilvl="3">
@@ -1422,7 +1295,7 @@
       <w:lvlText w:val=" "/>
       <w:lvlJc w:val="left"/>
       <w:pPr>
-        <w:ind w:left="2880" w:hanging="480"/>
+        <w:ind w:left="2880" w:hanging="360"/>
       </w:pPr>
     </w:lvl>
     <w:lvl w:ilvl="4">
@@ -1430,7 +1303,7 @@
       <w:lvlText w:val=" "/>
       <w:lvlJc w:val="left"/>
       <w:pPr>
-        <w:ind w:left="3600" w:hanging="480"/>
+        <w:ind w:left="3600" w:hanging="360"/>
       </w:pPr>
     </w:lvl>
     <w:lvl w:ilvl="5">
@@ -1438,7 +1311,7 @@
       <w:lvlText w:val=" "/>
       <w:lvlJc w:val="left"/>
       <w:pPr>
-        <w:ind w:left="4320" w:hanging="480"/>
+        <w:ind w:left="4320" w:hanging="360"/>
       </w:pPr>
     </w:lvl>
     <w:lvl w:ilvl="6">
@@ -1446,7 +1319,7 @@
       <w:lvlText w:val=" "/>
       <w:lvlJc w:val="left"/>
       <w:pPr>
-        <w:ind w:left="5040" w:hanging="480"/>
+        <w:ind w:left="5040" w:hanging="360"/>
       </w:pPr>
     </w:lvl>
     <w:lvl w:ilvl="7">
@@ -1454,7 +1327,7 @@
       <w:lvlText w:val=" "/>
       <w:lvlJc w:val="left"/>
       <w:pPr>
-        <w:ind w:left="5760" w:hanging="480"/>
+        <w:ind w:left="5760" w:hanging="360"/>
       </w:pPr>
     </w:lvl>
     <w:lvl w:ilvl="8">
@@ -1462,88 +1335,115 @@
       <w:lvlText w:val=" "/>
       <w:lvlJc w:val="left"/>
       <w:pPr>
-        <w:ind w:left="6480" w:hanging="480"/>
+        <w:ind w:left="6480" w:hanging="360"/>
       </w:pPr>
     </w:lvl>
   </w:abstractNum>
   <w:abstractNum w:abstractNumId="991">
-    <w:nsid w:val="A991"/>
+    <w:nsid w:val="0000A991"/>
     <w:multiLevelType w:val="multilevel"/>
     <w:lvl w:ilvl="0">
       <w:numFmt w:val="bullet"/>
-      <w:lvlText w:val="•"/>
+      <w:lvlText w:val=""/>
       <w:lvlJc w:val="left"/>
       <w:pPr>
-        <w:ind w:left="720" w:hanging="480"/>
-      </w:pPr>
+        <w:ind w:left="720" w:hanging="360"/>
+      </w:pPr>
+      <w:rPr>
+        <w:rFonts w:ascii="Symbol" w:hAnsi="Symbol" w:cs="Symbol" w:hint="default"/>
+      </w:rPr>
     </w:lvl>
     <w:lvl w:ilvl="1">
       <w:numFmt w:val="bullet"/>
-      <w:lvlText w:val="–"/>
+      <w:lvlText w:val="o"/>
       <w:lvlJc w:val="left"/>
       <w:pPr>
-        <w:ind w:left="1440" w:hanging="480"/>
-      </w:pPr>
+        <w:ind w:left="1440" w:hanging="360"/>
+      </w:pPr>
+      <w:rPr>
+        <w:rFonts w:ascii="Courier New" w:hAnsi="Courier New" w:cs="Courier New" w:hint="default"/>
+      </w:rPr>
     </w:lvl>
     <w:lvl w:ilvl="2">
       <w:numFmt w:val="bullet"/>
-      <w:lvlText w:val="•"/>
+      <w:lvlText w:val=""/>
       <w:lvlJc w:val="left"/>
       <w:pPr>
-        <w:ind w:left="2160" w:hanging="480"/>
-      </w:pPr>
+        <w:ind w:left="2160" w:hanging="360"/>
+      </w:pPr>
+      <w:rPr>
+        <w:rFonts w:ascii="Wingdings" w:hAnsi="Wingdings" w:cs="Wingdings" w:hint="default"/>
+      </w:rPr>
     </w:lvl>
     <w:lvl w:ilvl="3">
       <w:numFmt w:val="bullet"/>
-      <w:lvlText w:val="–"/>
+      <w:lvlText w:val=""/>
       <w:lvlJc w:val="left"/>
       <w:pPr>
-        <w:ind w:left="2880" w:hanging="480"/>
-      </w:pPr>
+        <w:ind w:left="2880" w:hanging="360"/>
+      </w:pPr>
+      <w:rPr>
+        <w:rFonts w:ascii="Symbol" w:hAnsi="Symbol" w:cs="Symbol" w:hint="default"/>
+      </w:rPr>
     </w:lvl>
     <w:lvl w:ilvl="4">
       <w:numFmt w:val="bullet"/>
-      <w:lvlText w:val="•"/>
+      <w:lvlText w:val="o"/>
       <w:lvlJc w:val="left"/>
       <w:pPr>
-        <w:ind w:left="3600" w:hanging="480"/>
-      </w:pPr>
+        <w:ind w:left="3600" w:hanging="360"/>
+      </w:pPr>
+      <w:rPr>
+        <w:rFonts w:ascii="Courier New" w:hAnsi="Courier New" w:cs="Courier New" w:hint="default"/>
+      </w:rPr>
     </w:lvl>
     <w:lvl w:ilvl="5">
       <w:numFmt w:val="bullet"/>
-      <w:lvlText w:val="–"/>
+      <w:lvlText w:val=""/>
       <w:lvlJc w:val="left"/>
       <w:pPr>
-        <w:ind w:left="4320" w:hanging="480"/>
-      </w:pPr>
+        <w:ind w:left="4320" w:hanging="360"/>
+      </w:pPr>
+      <w:rPr>
+        <w:rFonts w:ascii="Wingdings" w:hAnsi="Wingdings" w:cs="Wingdings" w:hint="default"/>
+      </w:rPr>
     </w:lvl>
     <w:lvl w:ilvl="6">
       <w:numFmt w:val="bullet"/>
-      <w:lvlText w:val="•"/>
+      <w:lvlText w:val=""/>
       <w:lvlJc w:val="left"/>
       <w:pPr>
-        <w:ind w:left="5040" w:hanging="480"/>
-      </w:pPr>
+        <w:ind w:left="5040" w:hanging="360"/>
+      </w:pPr>
+      <w:rPr>
+        <w:rFonts w:ascii="Symbol" w:hAnsi="Symbol" w:cs="Symbol" w:hint="default"/>
+      </w:rPr>
     </w:lvl>
     <w:lvl w:ilvl="7">
       <w:numFmt w:val="bullet"/>
-      <w:lvlText w:val="–"/>
+      <w:lvlText w:val="o"/>
       <w:lvlJc w:val="left"/>
       <w:pPr>
-        <w:ind w:left="5760" w:hanging="480"/>
-      </w:pPr>
+        <w:ind w:left="5760" w:hanging="360"/>
+      </w:pPr>
+      <w:rPr>
+        <w:rFonts w:ascii="Courier New" w:hAnsi="Courier New" w:cs="Courier New" w:hint="default"/>
+      </w:rPr>
     </w:lvl>
     <w:lvl w:ilvl="8">
       <w:numFmt w:val="bullet"/>
-      <w:lvlText w:val="•"/>
+      <w:lvlText w:val=""/>
       <w:lvlJc w:val="left"/>
       <w:pPr>
-        <w:ind w:left="6480" w:hanging="480"/>
-      </w:pPr>
+        <w:ind w:left="6480" w:hanging="360"/>
+      </w:pPr>
+      <w:rPr>
+        <w:rFonts w:ascii="Wingdings" w:hAnsi="Wingdings" w:cs="Wingdings" w:hint="default"/>
+      </w:rPr>
     </w:lvl>
   </w:abstractNum>
   <w:abstractNum w:abstractNumId="99411">
-    <w:nsid w:val="A99411"/>
+    <w:nsid w:val="00A99411"/>
     <w:multiLevelType w:val="multilevel"/>
     <w:lvl w:ilvl="0">
       <w:start w:val="1"/>
@@ -1551,7 +1451,7 @@
       <w:lvlText w:val="%1."/>
       <w:lvlJc w:val="left"/>
       <w:pPr>
-        <w:ind w:left="720" w:hanging="480"/>
+        <w:ind w:left="720" w:hanging="360"/>
       </w:pPr>
     </w:lvl>
     <w:lvl w:ilvl="1">
@@ -1560,7 +1460,7 @@
       <w:lvlText w:val="%2."/>
       <w:lvlJc w:val="left"/>
       <w:pPr>
-        <w:ind w:left="1440" w:hanging="480"/>
+        <w:ind w:left="1440" w:hanging="360"/>
       </w:pPr>
     </w:lvl>
     <w:lvl w:ilvl="2">
@@ -1569,7 +1469,7 @@
       <w:lvlText w:val="%3."/>
       <w:lvlJc w:val="left"/>
       <w:pPr>
-        <w:ind w:left="2160" w:hanging="480"/>
+        <w:ind w:left="2160" w:hanging="360"/>
       </w:pPr>
     </w:lvl>
     <w:lvl w:ilvl="3">
@@ -1578,7 +1478,7 @@
       <w:lvlText w:val="%4."/>
       <w:lvlJc w:val="left"/>
       <w:pPr>
-        <w:ind w:left="2880" w:hanging="480"/>
+        <w:ind w:left="2880" w:hanging="360"/>
       </w:pPr>
     </w:lvl>
     <w:lvl w:ilvl="4">
@@ -1587,7 +1487,7 @@
       <w:lvlText w:val="%5."/>
       <w:lvlJc w:val="left"/>
       <w:pPr>
-        <w:ind w:left="3600" w:hanging="480"/>
+        <w:ind w:left="3600" w:hanging="360"/>
       </w:pPr>
     </w:lvl>
     <w:lvl w:ilvl="5">
@@ -1596,7 +1496,7 @@
       <w:lvlText w:val="%6."/>
       <w:lvlJc w:val="left"/>
       <w:pPr>
-        <w:ind w:left="4320" w:hanging="480"/>
+        <w:ind w:left="4320" w:hanging="360"/>
       </w:pPr>
     </w:lvl>
     <w:lvl w:ilvl="6">
@@ -1605,7 +1505,7 @@
       <w:lvlText w:val="%7."/>
       <w:lvlJc w:val="left"/>
       <w:pPr>
-        <w:ind w:left="5040" w:hanging="480"/>
+        <w:ind w:left="5040" w:hanging="360"/>
       </w:pPr>
     </w:lvl>
     <w:lvl w:ilvl="7">
@@ -1614,7 +1514,7 @@
       <w:lvlText w:val="%8."/>
       <w:lvlJc w:val="left"/>
       <w:pPr>
-        <w:ind w:left="5760" w:hanging="480"/>
+        <w:ind w:left="5760" w:hanging="360"/>
       </w:pPr>
     </w:lvl>
     <w:lvl w:ilvl="8">
@@ -1623,7 +1523,7 @@
       <w:lvlText w:val="%9."/>
       <w:lvlJc w:val="left"/>
       <w:pPr>
-        <w:ind w:left="6480" w:hanging="480"/>
+        <w:ind w:left="6480" w:hanging="360"/>
       </w:pPr>
     </w:lvl>
   </w:abstractNum>
@@ -2137,6 +2037,7 @@
     <w:name w:val="KeywordTok"/>
     <w:basedOn w:val="VerbatimChar"/>
     <w:rPr>
+      <w:b/>
       <w:color w:val="003b4f"/>
       <w:shd w:val="clear" w:fill="f1f3f5"/>
     </w:rPr>
@@ -2241,9 +2142,9 @@
     <w:name w:val="DocumentationTok"/>
     <w:basedOn w:val="VerbatimChar"/>
     <w:rPr>
+      <w:i/>
       <w:color w:val="5e5e5e"/>
       <w:shd w:val="clear" w:fill="f1f3f5"/>
-      <w:i/>
     </w:rPr>
   </w:style>
   <w:style w:type="character" w:customStyle="1" w:styleId="AnnotationTok">
@@ -2258,9 +2159,9 @@
     <w:name w:val="CommentVarTok"/>
     <w:basedOn w:val="VerbatimChar"/>
     <w:rPr>
+      <w:i/>
       <w:color w:val="5e5e5e"/>
       <w:shd w:val="clear" w:fill="f1f3f5"/>
-      <w:i/>
     </w:rPr>
   </w:style>
   <w:style w:type="character" w:customStyle="1" w:styleId="OtherTok">
@@ -2291,6 +2192,7 @@
     <w:name w:val="ControlFlowTok"/>
     <w:basedOn w:val="VerbatimChar"/>
     <w:rPr>
+      <w:b/>
       <w:color w:val="003b4f"/>
       <w:shd w:val="clear" w:fill="f1f3f5"/>
     </w:rPr>
@@ -2355,9 +2257,9 @@
     <w:name w:val="WarningTok"/>
     <w:basedOn w:val="VerbatimChar"/>
     <w:rPr>
+      <w:i/>
       <w:color w:val="5e5e5e"/>
       <w:shd w:val="clear" w:fill="f1f3f5"/>
-      <w:i/>
     </w:rPr>
   </w:style>
   <w:style w:type="character" w:customStyle="1" w:styleId="AlertTok">

--- a/phase2/factsheets/factsheet4_visual_impacts.docx
+++ b/phase2/factsheets/factsheet4_visual_impacts.docx
@@ -215,13 +215,13 @@
                 <w:b/>
                 <w:bCs/>
               </w:rPr>
-              <w:t xml:space="preserve">Visual-impact prose clusters by project type and regulatory context, not by energy category.</w:t>
+              <w:t xml:space="preserve">Visual-impact prose not only clusters by the fossil–decarbonization divide, but also clusters by project type and regulatory context.</w:t>
             </w:r>
             <w:r>
               <w:t xml:space="preserve"> </w:t>
             </w:r>
             <w:r>
-              <w:t xml:space="preserve">The most coherent topic — wind turbine shadow flicker (n ≈ 69) — is almost entirely technology-specific.</w:t>
+              <w:t xml:space="preserve">The most common theme — industrial and infrastructure corridors (n ≈ 804) — is energy-type agnostic: pipelines, transmission lines, and substations raise the same visual concerns whatever energy they carry.</w:t>
             </w:r>
           </w:p>
           <w:p>
@@ -272,31 +272,7 @@
         <w:pStyle w:val="FirstParagraph"/>
       </w:pPr>
       <w:r>
-        <w:t xml:space="preserve">Nearly every environmental assessment or impact statement for a project with a physical footprint must analyze visual impacts — how the project will change what people see. Federal practice is anchored by the Bureau of Land Management’s Visual Resource Management (VRM) system, which inventories landscapes into classes, assigns management objectives, and scores a proposed project’s</w:t>
-      </w:r>
-      <w:r>
-        <w:t xml:space="preserve"> </w:t>
-      </w:r>
-      <w:r>
-        <w:rPr>
-          <w:i/>
-          <w:iCs/>
-        </w:rPr>
-        <w:t xml:space="preserve">contrast</w:t>
-      </w:r>
-      <w:r>
-        <w:t xml:space="preserve"> </w:t>
-      </w:r>
-      <w:r>
-        <w:t xml:space="preserve">with the existing landscape across form, line, color, and texture. Other agencies use parallel frameworks (the Forest Service’s Scenic Integrity Objectives, for example), but the underlying question is the same: how visually distinct will this project be, for whom, and can that change be reduced?</w:t>
-      </w:r>
-    </w:p>
-    <w:p>
-      <w:pPr>
-        <w:pStyle w:val="BodyText"/>
-      </w:pPr>
-      <w:r>
-        <w:t xml:space="preserve">Visual impacts loom especially large for the energy transition. Transmission lines and wind turbines are tall, linear, and sited in open landscapes — precisely the attributes that generate viewshed concern and local opposition — and solar arrays introduce glare and large contiguous surface change. Fossil infrastructure raises the same issues in different forms: compressor stations, well pads, and pipelines on public land, where BLM’s VRM machinery applies with full force. Yet how NEPA documents actually discuss visual impacts — which concerns dominate, how impacts are framed, and how the language differs across technologies — has never been measured at scale.</w:t>
+        <w:t xml:space="preserve">[[TO BE WRITTEN BY CATF]]</w:t>
       </w:r>
     </w:p>
     <w:p>
@@ -476,8 +452,19 @@
       <w:pPr>
         <w:pStyle w:val="FirstParagraph"/>
       </w:pPr>
-      <w:r>
-        <w:t xml:space="preserve">The phrases most distinctive to each portfolio show technology-specific concerns. Decarbonization sections are dominated by</w:t>
+      <w:hyperlink w:anchor="fig-wordcloud">
+        <w:r>
+          <w:rPr>
+            <w:rStyle w:val="Hyperlink"/>
+          </w:rPr>
+          <w:t xml:space="preserve">Figure 1</w:t>
+        </w:r>
+      </w:hyperlink>
+      <w:r>
+        <w:t xml:space="preserve"> </w:t>
+      </w:r>
+      <w:r>
+        <w:t xml:space="preserve">shows the phrases most distinctive to each portfolio’s visual sections, and they are technology-specific. Decarbonization sections are dominated by</w:t>
       </w:r>
       <w:r>
         <w:t xml:space="preserve"> </w:t>
@@ -686,8 +673,19 @@
       <w:pPr>
         <w:pStyle w:val="BodyText"/>
       </w:pPr>
-      <w:r>
-        <w:t xml:space="preserve">Section length tells the same story from another angle: median visual-section length is similar across the portfolios, with the decarbonization distribution wider — wind, solar, and transmission EISs produce long dedicated glare and viewshed analyses.</w:t>
+      <w:hyperlink w:anchor="fig-length">
+        <w:r>
+          <w:rPr>
+            <w:rStyle w:val="Hyperlink"/>
+          </w:rPr>
+          <w:t xml:space="preserve">Figure 2</w:t>
+        </w:r>
+      </w:hyperlink>
+      <w:r>
+        <w:t xml:space="preserve"> </w:t>
+      </w:r>
+      <w:r>
+        <w:t xml:space="preserve">tells the same story from another angle, plotting the length of each portfolio’s visual sections: median visual-section length is similar across the portfolios, with the decarbonization distribution wider — wind, solar, and transmission EISs produce long dedicated glare and viewshed analyses.</w:t>
       </w:r>
     </w:p>
     <w:tbl>
@@ -783,14 +781,326 @@
       <w:pPr>
         <w:pStyle w:val="FirstParagraph"/>
       </w:pPr>
-      <w:r>
-        <w:t xml:space="preserve">Scored against CEQ significance terminology, decarbonization documents carry higher adversity framing — they explicitly name adverse visual effects (</w:t>
+      <w:hyperlink w:anchor="fig-framing">
+        <w:r>
+          <w:rPr>
+            <w:rStyle w:val="Hyperlink"/>
+          </w:rPr>
+          <w:t xml:space="preserve">Figure 3</w:t>
+        </w:r>
+      </w:hyperlink>
+      <w:r>
+        <w:t xml:space="preserve"> </w:t>
+      </w:r>
+      <w:r>
+        <w:t xml:space="preserve">compares how the two portfolios</w:t>
+      </w:r>
+      <w:r>
+        <w:t xml:space="preserve"> </w:t>
+      </w:r>
+      <w:r>
+        <w:rPr>
+          <w:i/>
+          <w:iCs/>
+        </w:rPr>
+        <w:t xml:space="preserve">write about</w:t>
+      </w:r>
+      <w:r>
+        <w:t xml:space="preserve"> </w:t>
+      </w:r>
+      <w:r>
+        <w:t xml:space="preserve">visual impacts, scoring the sentences in each document’s visual section on three measures drawn from NEPA’s own regulatory vocabulary (CEQ §1508.27):</w:t>
+      </w:r>
+    </w:p>
+    <w:p>
+      <w:pPr>
+        <w:pStyle w:val="Compact"/>
+        <w:numPr>
+          <w:ilvl w:val="0"/>
+          <w:numId w:val="1003"/>
+        </w:numPr>
+      </w:pPr>
+      <w:r>
+        <w:rPr>
+          <w:b/>
+          <w:bCs/>
+        </w:rPr>
+        <w:t xml:space="preserve">Significance</w:t>
+      </w:r>
+      <w:r>
+        <w:t xml:space="preserve"> </w:t>
+      </w:r>
+      <w:r>
+        <w:t xml:space="preserve">— how severe the document says the impact is. Does it reach for high-severity words like</w:t>
+      </w:r>
+      <w:r>
+        <w:t xml:space="preserve"> </w:t>
+      </w:r>
+      <w:r>
+        <w:rPr>
+          <w:i/>
+          <w:iCs/>
+        </w:rPr>
+        <w:t xml:space="preserve">substantial</w:t>
+      </w:r>
+      <w:r>
+        <w:t xml:space="preserve">,</w:t>
+      </w:r>
+      <w:r>
+        <w:t xml:space="preserve"> </w:t>
+      </w:r>
+      <w:r>
+        <w:rPr>
+          <w:i/>
+          <w:iCs/>
+        </w:rPr>
+        <w:t xml:space="preserve">major</w:t>
+      </w:r>
+      <w:r>
+        <w:t xml:space="preserve">, and</w:t>
+      </w:r>
+      <w:r>
+        <w:t xml:space="preserve"> </w:t>
+      </w:r>
+      <w:r>
+        <w:rPr>
+          <w:i/>
+          <w:iCs/>
+        </w:rPr>
+        <w:t xml:space="preserve">severe</w:t>
+      </w:r>
+      <w:r>
+        <w:t xml:space="preserve">, or minimizing ones like</w:t>
+      </w:r>
+      <w:r>
+        <w:t xml:space="preserve"> </w:t>
+      </w:r>
+      <w:r>
+        <w:rPr>
+          <w:i/>
+          <w:iCs/>
+        </w:rPr>
+        <w:t xml:space="preserve">minor</w:t>
+      </w:r>
+      <w:r>
+        <w:t xml:space="preserve">,</w:t>
+      </w:r>
+      <w:r>
+        <w:t xml:space="preserve"> </w:t>
+      </w:r>
+      <w:r>
+        <w:rPr>
+          <w:i/>
+          <w:iCs/>
+        </w:rPr>
+        <w:t xml:space="preserve">negligible</w:t>
+      </w:r>
+      <w:r>
+        <w:t xml:space="preserve">, and</w:t>
+      </w:r>
+      <w:r>
+        <w:t xml:space="preserve"> </w:t>
+      </w:r>
+      <w:r>
+        <w:rPr>
+          <w:i/>
+          <w:iCs/>
+        </w:rPr>
+        <w:t xml:space="preserve">less than significant</w:t>
+      </w:r>
+      <w:r>
+        <w:t xml:space="preserve">?</w:t>
+      </w:r>
+    </w:p>
+    <w:p>
+      <w:pPr>
+        <w:pStyle w:val="Compact"/>
+        <w:numPr>
+          <w:ilvl w:val="0"/>
+          <w:numId w:val="1003"/>
+        </w:numPr>
+      </w:pPr>
+      <w:r>
+        <w:rPr>
+          <w:b/>
+          <w:bCs/>
+        </w:rPr>
+        <w:t xml:space="preserve">Adversity</w:t>
+      </w:r>
+      <w:r>
+        <w:t xml:space="preserve"> </w:t>
+      </w:r>
+      <w:r>
+        <w:t xml:space="preserve">— whether the document describes the impact as a harm at all. Language like</w:t>
+      </w:r>
+      <w:r>
+        <w:t xml:space="preserve"> </w:t>
+      </w:r>
+      <w:r>
+        <w:rPr>
+          <w:i/>
+          <w:iCs/>
+        </w:rPr>
+        <w:t xml:space="preserve">adverse</w:t>
+      </w:r>
+      <w:r>
+        <w:t xml:space="preserve">,</w:t>
+      </w:r>
+      <w:r>
+        <w:t xml:space="preserve"> </w:t>
+      </w:r>
+      <w:r>
+        <w:rPr>
+          <w:i/>
+          <w:iCs/>
+        </w:rPr>
+        <w:t xml:space="preserve">degrade</w:t>
+      </w:r>
+      <w:r>
+        <w:t xml:space="preserve">, and</w:t>
+      </w:r>
+      <w:r>
+        <w:t xml:space="preserve"> </w:t>
+      </w:r>
+      <w:r>
+        <w:rPr>
+          <w:i/>
+          <w:iCs/>
+        </w:rPr>
+        <w:t xml:space="preserve">detrimental</w:t>
+      </w:r>
+      <w:r>
+        <w:t xml:space="preserve"> </w:t>
+      </w:r>
+      <w:r>
+        <w:t xml:space="preserve">counts as adverse;</w:t>
+      </w:r>
+      <w:r>
+        <w:t xml:space="preserve"> </w:t>
+      </w:r>
+      <w:r>
+        <w:rPr>
+          <w:i/>
+          <w:iCs/>
+        </w:rPr>
+        <w:t xml:space="preserve">beneficial</w:t>
+      </w:r>
+      <w:r>
+        <w:t xml:space="preserve"> </w:t>
+      </w:r>
+      <w:r>
+        <w:t xml:space="preserve">and</w:t>
+      </w:r>
+      <w:r>
+        <w:t xml:space="preserve"> </w:t>
+      </w:r>
+      <w:r>
+        <w:rPr>
+          <w:i/>
+          <w:iCs/>
+        </w:rPr>
+        <w:t xml:space="preserve">no effect</w:t>
+      </w:r>
+      <w:r>
+        <w:t xml:space="preserve"> </w:t>
+      </w:r>
+      <w:r>
+        <w:t xml:space="preserve">count as the opposite.</w:t>
+      </w:r>
+    </w:p>
+    <w:p>
+      <w:pPr>
+        <w:pStyle w:val="Compact"/>
+        <w:numPr>
+          <w:ilvl w:val="0"/>
+          <w:numId w:val="1003"/>
+        </w:numPr>
+      </w:pPr>
+      <w:r>
+        <w:rPr>
+          <w:b/>
+          <w:bCs/>
+        </w:rPr>
+        <w:t xml:space="preserve">Mitigation strength</w:t>
+      </w:r>
+      <w:r>
+        <w:t xml:space="preserve"> </w:t>
+      </w:r>
+      <w:r>
+        <w:t xml:space="preserve">— how firm the document’s promises to reduce the impact are. Concrete, checkable commitments (</w:t>
+      </w:r>
+      <w:r>
+        <w:rPr>
+          <w:i/>
+          <w:iCs/>
+        </w:rPr>
+        <w:t xml:space="preserve">shall install</w:t>
+      </w:r>
+      <w:r>
+        <w:t xml:space="preserve">,</w:t>
+      </w:r>
+      <w:r>
+        <w:t xml:space="preserve"> </w:t>
+      </w:r>
+      <w:r>
+        <w:rPr>
+          <w:i/>
+          <w:iCs/>
+        </w:rPr>
+        <w:t xml:space="preserve">required to</w:t>
+      </w:r>
+      <w:r>
+        <w:t xml:space="preserve">) score as strong; hedged or resigned language (</w:t>
+      </w:r>
+      <w:r>
+        <w:rPr>
+          <w:i/>
+          <w:iCs/>
+        </w:rPr>
+        <w:t xml:space="preserve">residual impact</w:t>
+      </w:r>
+      <w:r>
+        <w:t xml:space="preserve">,</w:t>
+      </w:r>
+      <w:r>
+        <w:t xml:space="preserve"> </w:t>
+      </w:r>
+      <w:r>
+        <w:rPr>
+          <w:i/>
+          <w:iCs/>
+        </w:rPr>
+        <w:t xml:space="preserve">unavoidable</w:t>
+      </w:r>
+      <w:r>
+        <w:t xml:space="preserve">,</w:t>
+      </w:r>
+      <w:r>
+        <w:t xml:space="preserve"> </w:t>
+      </w:r>
+      <w:r>
+        <w:rPr>
+          <w:i/>
+          <w:iCs/>
+        </w:rPr>
+        <w:t xml:space="preserve">cannot fully mitigate</w:t>
+      </w:r>
+      <w:r>
+        <w:t xml:space="preserve">) scores as weak.</w:t>
+      </w:r>
+    </w:p>
+    <w:p>
+      <w:pPr>
+        <w:pStyle w:val="FirstParagraph"/>
+      </w:pPr>
+      <w:r>
+        <w:t xml:space="preserve">The two portfolios use severity language at nearly identical rates (in the average document, 59% vs. 62% of severity-tinged sentences use the high-severity terms), but part ways on the other two measures. Decarbonization documents carry higher adversity framing (76% vs. 61%) — they explicitly name adverse visual effects (</w:t>
       </w:r>
       <w:r>
         <w:t xml:space="preserve">“moderate, long-term adverse impacts… altering the scenic attractiveness rating”</w:t>
       </w:r>
       <w:r>
-        <w:t xml:space="preserve">) — while fossil documents score higher on mitigation specificity, with enumerated, inspectable commitments (</w:t>
+        <w:t xml:space="preserve">). Fossil documents score higher on mitigation strength (55% vs. 45%), with enumerated, inspectable commitments (</w:t>
       </w:r>
       <w:r>
         <w:t xml:space="preserve">“operator shall install opaque screening of specified height,”</w:t>
@@ -810,7 +1120,7 @@
         <w:pStyle w:val="BodyText"/>
       </w:pPr>
       <w:r>
-        <w:t xml:space="preserve">This is not evidence that wind and solar harm views more than gas wells do. It reflects two different drafting regimes: wind/solar EISs acknowledge site-specific visual effects openly and resolve them through design standards and programmatic commitments, while oil-and-gas documents written under BLM’s permit-and-plan regime inherit enumerated mitigation conditions as a matter of form.</w:t>
+        <w:t xml:space="preserve">This is not evidence that wind and solar harm views more than gas wells do, but instead reflects two different drafting regimes: wind/solar EISs acknowledge site-specific visual effects openly and resolve them through design standards and programmatic commitments, while oil-and-gas documents written under BLM’s permit-and-plan regime inherit enumerated mitigation conditions as a matter of form.</w:t>
       </w:r>
     </w:p>
     <w:tbl>
@@ -893,13 +1203,13 @@
       </w:tr>
     </w:tbl>
     <w:bookmarkEnd w:id="29"/>
-    <w:bookmarkStart w:id="38" w:name="Xfa96c6c81d014c9c95d413a45431c8112590fbe"/>
+    <w:bookmarkStart w:id="38" w:name="Xce890246afa4416a68fa03fb8428a58678fa3ea"/>
     <w:p>
       <w:pPr>
         <w:pStyle w:val="Heading2"/>
       </w:pPr>
       <w:r>
-        <w:t xml:space="preserve">Visual-impact prose clusters into four themes defined by project type, not energy category</w:t>
+        <w:t xml:space="preserve">Visual-impact prose clusters not only by the fossil–decarbonization divide, but also by project type and regulatory context</w:t>
       </w:r>
     </w:p>
     <w:p>
@@ -907,7 +1217,24 @@
         <w:pStyle w:val="FirstParagraph"/>
       </w:pPr>
       <w:r>
-        <w:t xml:space="preserve">Topic modeling finds four coherent themes in the visual-impact prose, and the dominant finding is that prose clusters by project type and regulatory context rather than by energy category:</w:t>
+        <w:t xml:space="preserve">Topic modeling finds four coherent themes in the visual-impact prose, and</w:t>
+      </w:r>
+      <w:r>
+        <w:t xml:space="preserve"> </w:t>
+      </w:r>
+      <w:hyperlink w:anchor="fig-topics">
+        <w:r>
+          <w:rPr>
+            <w:rStyle w:val="Hyperlink"/>
+          </w:rPr>
+          <w:t xml:space="preserve">Figure 4</w:t>
+        </w:r>
+      </w:hyperlink>
+      <w:r>
+        <w:t xml:space="preserve"> </w:t>
+      </w:r>
+      <w:r>
+        <w:t xml:space="preserve">shows how many projects fall into each theme by energy category. The themes show that prose clusters not only by the fossil–decarbonization divide, but also by project type and regulatory context:</w:t>
       </w:r>
     </w:p>
     <w:p>
@@ -915,11 +1242,21 @@
         <w:pStyle w:val="Compact"/>
         <w:numPr>
           <w:ilvl w:val="0"/>
-          <w:numId w:val="1003"/>
+          <w:numId w:val="1004"/>
         </w:numPr>
       </w:pPr>
       <w:r>
-        <w:t xml:space="preserve">Industrial and infrastructure corridors (n ≈ 804) — the largest topic, spanning both portfolios: pipelines, transmission lines, LNG terminals, substations. Linear industrial infrastructure raises the same visual questions whatever it carries.</w:t>
+        <w:rPr>
+          <w:b/>
+          <w:bCs/>
+        </w:rPr>
+        <w:t xml:space="preserve">Industrial and infrastructure corridors (n ≈ 804)</w:t>
+      </w:r>
+      <w:r>
+        <w:t xml:space="preserve"> </w:t>
+      </w:r>
+      <w:r>
+        <w:t xml:space="preserve">— the largest topic, spanning both portfolios: pipelines, transmission lines, LNG terminals, substations. Linear industrial infrastructure raises the same visual questions whatever it carries.</w:t>
       </w:r>
     </w:p>
     <w:p>
@@ -927,11 +1264,21 @@
         <w:pStyle w:val="Compact"/>
         <w:numPr>
           <w:ilvl w:val="0"/>
-          <w:numId w:val="1003"/>
+          <w:numId w:val="1004"/>
         </w:numPr>
       </w:pPr>
       <w:r>
-        <w:t xml:space="preserve">VRM contrast rating and solar glare (n ≈ 432) — applied BLM contrast-rating outcomes, concentrated in solar and transmission projects.</w:t>
+        <w:rPr>
+          <w:b/>
+          <w:bCs/>
+        </w:rPr>
+        <w:t xml:space="preserve">VRM contrast rating and solar glare (n ≈ 432)</w:t>
+      </w:r>
+      <w:r>
+        <w:t xml:space="preserve"> </w:t>
+      </w:r>
+      <w:r>
+        <w:t xml:space="preserve">— applied BLM contrast-rating outcomes, concentrated in solar and transmission projects.</w:t>
       </w:r>
     </w:p>
     <w:p>
@@ -939,11 +1286,21 @@
         <w:pStyle w:val="Compact"/>
         <w:numPr>
           <w:ilvl w:val="0"/>
-          <w:numId w:val="1003"/>
+          <w:numId w:val="1004"/>
         </w:numPr>
       </w:pPr>
       <w:r>
-        <w:t xml:space="preserve">BLM VRM objectives and landscape management (n ≈ 286) — the formal VRM compliance framework: mostly oil-and-gas, pipeline, and transmission projects on BLM land, predominantly EISs.</w:t>
+        <w:rPr>
+          <w:b/>
+          <w:bCs/>
+        </w:rPr>
+        <w:t xml:space="preserve">BLM VRM objectives and landscape management (n ≈ 286)</w:t>
+      </w:r>
+      <w:r>
+        <w:t xml:space="preserve"> </w:t>
+      </w:r>
+      <w:r>
+        <w:t xml:space="preserve">— the formal VRM compliance framework: mostly oil-and-gas, pipeline, and transmission projects on BLM land, predominantly EISs.</w:t>
       </w:r>
     </w:p>
     <w:p>
@@ -951,11 +1308,21 @@
         <w:pStyle w:val="Compact"/>
         <w:numPr>
           <w:ilvl w:val="0"/>
-          <w:numId w:val="1003"/>
+          <w:numId w:val="1004"/>
         </w:numPr>
       </w:pPr>
       <w:r>
-        <w:t xml:space="preserve">Wind turbine shadow flicker (n ≈ 69) — the most coherent topic in the model, almost entirely wind-specific (66 of 69 projects are decarbonization): quantifying annual shadow-hours per receptor against thresholds (commonly 30 hours/year).</w:t>
+        <w:rPr>
+          <w:b/>
+          <w:bCs/>
+        </w:rPr>
+        <w:t xml:space="preserve">Wind turbine shadow flicker (n ≈ 69)</w:t>
+      </w:r>
+      <w:r>
+        <w:t xml:space="preserve"> </w:t>
+      </w:r>
+      <w:r>
+        <w:t xml:space="preserve">— the most coherent topic in the model, almost entirely wind-specific (66 of 69 projects are decarbonization): quantifying annual shadow-hours per receptor against thresholds (commonly 30 hours/year).</w:t>
       </w:r>
     </w:p>
     <w:tbl>
@@ -1042,7 +1409,24 @@
         <w:pStyle w:val="BodyText"/>
       </w:pPr>
       <w:r>
-        <w:t xml:space="preserve">The four-topic structure is validated rather than assumed: reconstruction error improves sharply up to four topics and flatlines beyond, and added topics receive zero project assignments. Collapsing to three would merge the two distinct VRM subtopics (applied solar contrast rating vs. formal O&amp;G landscape-management compliance).</w:t>
+        <w:t xml:space="preserve">The four-topic structure is validated rather than assumed.</w:t>
+      </w:r>
+      <w:r>
+        <w:t xml:space="preserve"> </w:t>
+      </w:r>
+      <w:hyperlink w:anchor="fig-elbow">
+        <w:r>
+          <w:rPr>
+            <w:rStyle w:val="Hyperlink"/>
+          </w:rPr>
+          <w:t xml:space="preserve">Figure 5</w:t>
+        </w:r>
+      </w:hyperlink>
+      <w:r>
+        <w:t xml:space="preserve"> </w:t>
+      </w:r>
+      <w:r>
+        <w:t xml:space="preserve">plots model fit against the number of topics: reconstruction error improves sharply up to four topics and flatlines beyond, and added topics receive zero project assignments. Collapsing to three would merge the two distinct VRM subtopics (applied solar contrast rating vs. formal O&amp;G landscape-management compliance).</w:t>
       </w:r>
     </w:p>
     <w:tbl>
@@ -1564,6 +1948,9 @@
     </w:lvlOverride>
   </w:num>
   <w:num w:numId="1003">
+    <w:abstractNumId w:val="991"/>
+  </w:num>
+  <w:num w:numId="1004">
     <w:abstractNumId w:val="991"/>
   </w:num>
 </w:numbering>
